--- a/Retrospectiva.docx
+++ b/Retrospectiva.docx
@@ -358,7 +358,21 @@
         <w:rPr>
           <w:lang w:val="es-ES"/>
         </w:rPr>
-        <w:t xml:space="preserve">La practica fue </w:t>
+        <w:t xml:space="preserve">La </w:t>
+      </w:r>
+      <w:proofErr w:type="spellStart"/>
+      <w:r>
+        <w:rPr>
+          <w:lang w:val="es-ES"/>
+        </w:rPr>
+        <w:t>practica</w:t>
+      </w:r>
+      <w:proofErr w:type="spellEnd"/>
+      <w:r>
+        <w:rPr>
+          <w:lang w:val="es-ES"/>
+        </w:rPr>
+        <w:t xml:space="preserve"> fue </w:t>
       </w:r>
       <w:proofErr w:type="spellStart"/>
       <w:r>
@@ -470,25 +484,12 @@
       </w:pPr>
     </w:p>
     <w:p>
-      <w:pPr>
-        <w:rPr>
-          <w:lang w:val="en-US"/>
-        </w:rPr>
-      </w:pPr>
-      <w:r>
-        <w:rPr>
-          <w:lang w:val="en-US"/>
-        </w:rPr>
+      <w:r>
         <w:lastRenderedPageBreak/>
         <w:t>CICLO 2</w:t>
       </w:r>
     </w:p>
     <w:p>
-      <w:pPr>
-        <w:rPr>
-          <w:lang w:val="en-US"/>
-        </w:rPr>
-      </w:pPr>
       <w:r>
         <w:t xml:space="preserve">1. ¿Cuáles fueron los </w:t>
       </w:r>
@@ -500,19 +501,8 @@
       <w:r>
         <w:t xml:space="preserve"> definidos? </w:t>
       </w:r>
-      <w:proofErr w:type="spellStart"/>
-      <w:r>
-        <w:rPr>
-          <w:lang w:val="en-US"/>
-        </w:rPr>
-        <w:t>Justifíquenlos</w:t>
-      </w:r>
-      <w:proofErr w:type="spellEnd"/>
-      <w:r>
-        <w:rPr>
-          <w:lang w:val="en-US"/>
-        </w:rPr>
-        <w:t>.</w:t>
+      <w:r>
+        <w:t>Justifíquenlos.</w:t>
       </w:r>
     </w:p>
     <w:p>
@@ -526,13 +516,7 @@
         <w:t xml:space="preserve"> </w:t>
       </w:r>
       <w:r>
-        <w:t>primero</w:t>
-      </w:r>
-      <w:r>
-        <w:t xml:space="preserve"> un seguimiento de las tapas que se encuentran tapadas de tal forma que este elemento va después teniendo en cuenta</w:t>
-      </w:r>
-      <w:r>
-        <w:t xml:space="preserve"> que no hay que implementar ninguna función nueva, simplemente una verificación interna, segundo la generación de entorno aquí se implementan nuevas funciones visuales de creación de una torre y swap debido a que estas son clave para la realización de los siguientes métodos y tercero análisis de los posibles intercambios teniendo en cuenta que este aspecto tiene que ser posterior de la implementación de swap en el proyecto.</w:t>
+        <w:t>primero un seguimiento de las tapas que se encuentran tapadas de tal forma que este elemento va después teniendo en cuenta que no hay que implementar ninguna función nueva, simplemente una verificación interna, segundo la generación de entorno aquí se implementan nuevas funciones visuales de creación de una torre y swap debido a que estas son clave para la realización de los siguientes métodos y tercero análisis de los posibles intercambios teniendo en cuenta que este aspecto tiene que ser posterior de la implementación de swap en el proyecto.</w:t>
       </w:r>
     </w:p>
     <w:p>
@@ -603,19 +587,7 @@
         <w:rPr>
           <w:lang w:val="es-ES"/>
         </w:rPr>
-        <w:t xml:space="preserve">Thomas García: Fueron invertidas aproximadamente unas </w:t>
-      </w:r>
-      <w:r>
-        <w:rPr>
-          <w:lang w:val="es-ES"/>
-        </w:rPr>
-        <w:t>15</w:t>
-      </w:r>
-      <w:r>
-        <w:rPr>
-          <w:lang w:val="es-ES"/>
-        </w:rPr>
-        <w:t xml:space="preserve"> horas</w:t>
+        <w:t>Thomas García: Fueron invertidas aproximadamente unas 15 horas</w:t>
       </w:r>
     </w:p>
     <w:p>
@@ -633,19 +605,7 @@
         <w:rPr>
           <w:lang w:val="es-ES"/>
         </w:rPr>
-        <w:t xml:space="preserve">Esteban Muñoz: Fueron invertidas aproximadamente unas </w:t>
-      </w:r>
-      <w:r>
-        <w:rPr>
-          <w:lang w:val="es-ES"/>
-        </w:rPr>
-        <w:t>15</w:t>
-      </w:r>
-      <w:r>
-        <w:rPr>
-          <w:lang w:val="es-ES"/>
-        </w:rPr>
-        <w:t xml:space="preserve"> horas</w:t>
+        <w:t>Esteban Muñoz: Fueron invertidas aproximadamente unas 15 horas</w:t>
       </w:r>
     </w:p>
     <w:p>
@@ -755,19 +715,7 @@
         <w:rPr>
           <w:lang w:val="es-ES"/>
         </w:rPr>
-        <w:t xml:space="preserve">La </w:t>
-      </w:r>
-      <w:r>
-        <w:rPr>
-          <w:lang w:val="es-ES"/>
-        </w:rPr>
-        <w:t>práctica</w:t>
-      </w:r>
-      <w:r>
-        <w:rPr>
-          <w:lang w:val="es-ES"/>
-        </w:rPr>
-        <w:t xml:space="preserve"> fue </w:t>
+        <w:t xml:space="preserve">La práctica fue </w:t>
       </w:r>
       <w:proofErr w:type="spellStart"/>
       <w:r>
@@ -795,19 +743,7 @@
         <w:rPr>
           <w:lang w:val="es-ES"/>
         </w:rPr>
-        <w:t xml:space="preserve">, de tal forma que fue útil ya que nos permitió generar código de forma </w:t>
-      </w:r>
-      <w:r>
-        <w:rPr>
-          <w:lang w:val="es-ES"/>
-        </w:rPr>
-        <w:t>más</w:t>
-      </w:r>
-      <w:r>
-        <w:rPr>
-          <w:lang w:val="es-ES"/>
-        </w:rPr>
-        <w:t xml:space="preserve"> eficiente y de forma más organizada.</w:t>
+        <w:t>, de tal forma que fue útil ya que nos permitió generar código de forma más eficiente y de forma más organizada.</w:t>
       </w:r>
     </w:p>
     <w:p>
@@ -905,15 +841,7 @@
       </w:pPr>
     </w:p>
     <w:p>
-      <w:pPr>
-        <w:rPr>
-          <w:lang w:val="en-US"/>
-        </w:rPr>
-      </w:pPr>
-      <w:r>
-        <w:rPr>
-          <w:lang w:val="en-US"/>
-        </w:rPr>
+      <w:r>
         <w:lastRenderedPageBreak/>
         <w:t>CICLO 3</w:t>
       </w:r>
@@ -1039,19 +967,7 @@
         <w:rPr>
           <w:lang w:val="es-ES"/>
         </w:rPr>
-        <w:t>Thomas García: Fueron invertidas aproximadamente unas 1</w:t>
-      </w:r>
-      <w:r>
-        <w:rPr>
-          <w:lang w:val="es-ES"/>
-        </w:rPr>
-        <w:t>0</w:t>
-      </w:r>
-      <w:r>
-        <w:rPr>
-          <w:lang w:val="es-ES"/>
-        </w:rPr>
-        <w:t xml:space="preserve"> horas</w:t>
+        <w:t>Thomas García: Fueron invertidas aproximadamente unas 10 horas</w:t>
       </w:r>
     </w:p>
     <w:p>
@@ -1069,13 +985,409 @@
         <w:rPr>
           <w:lang w:val="es-ES"/>
         </w:rPr>
+        <w:t>Esteban Muñoz: Fueron invertidas aproximadamente unas 10 horas</w:t>
+      </w:r>
+    </w:p>
+    <w:p>
+      <w:pPr>
+        <w:rPr>
+          <w:lang w:val="es-ES"/>
+        </w:rPr>
+      </w:pPr>
+      <w:r>
+        <w:rPr>
+          <w:lang w:val="es-ES"/>
+        </w:rPr>
+        <w:t>4. ¿Cuál consideran fue el mayor logro? ¿Por qué?</w:t>
+      </w:r>
+    </w:p>
+    <w:p>
+      <w:pPr>
+        <w:rPr>
+          <w:lang w:val="es-ES"/>
+        </w:rPr>
+      </w:pPr>
+      <w:r>
+        <w:rPr>
+          <w:lang w:val="es-ES"/>
+        </w:rPr>
+        <w:t>El mayor logro fue la implementación de una solución correcta al ejercicio, de tal forma que de manera 100% propia se logró una adecuada solución al problema.</w:t>
+      </w:r>
+    </w:p>
+    <w:p>
+      <w:pPr>
+        <w:rPr>
+          <w:lang w:val="es-ES"/>
+        </w:rPr>
+      </w:pPr>
+      <w:r>
+        <w:rPr>
+          <w:lang w:val="es-ES"/>
+        </w:rPr>
+        <w:t>5. ¿Cuál consideran que fue el mayor problema técnico? ¿Qué hicieron para resolverlo?</w:t>
+      </w:r>
+    </w:p>
+    <w:p>
+      <w:pPr>
+        <w:rPr>
+          <w:lang w:val="es-ES"/>
+        </w:rPr>
+      </w:pPr>
+      <w:r>
+        <w:rPr>
+          <w:lang w:val="es-ES"/>
+        </w:rPr>
+        <w:t>Los mayores problemas fueron los errores generados por la lógica detrás de la implementación de los métodos que forzó a refactorizar estos nuevos métodos, para corregirlos nos apoyamos de la API de ORACLE para nuevas funciones que surgieron en caso de ser necesario.</w:t>
+      </w:r>
+    </w:p>
+    <w:p>
+      <w:pPr>
+        <w:rPr>
+          <w:lang w:val="es-ES"/>
+        </w:rPr>
+      </w:pPr>
+      <w:r>
+        <w:rPr>
+          <w:lang w:val="es-ES"/>
+        </w:rPr>
+        <w:t>6. ¿Qué hicieron bien como equipo? ¿Qué se comprometen a hacer para mejorar los resultados?</w:t>
+      </w:r>
+    </w:p>
+    <w:p>
+      <w:pPr>
+        <w:rPr>
+          <w:lang w:val="es-ES"/>
+        </w:rPr>
+      </w:pPr>
+      <w:r>
+        <w:rPr>
+          <w:lang w:val="es-ES"/>
+        </w:rPr>
+        <w:t>Algo que hicimos bien como equipo fue la comunicación, al poder distribuir el trabajo del equipo de manera que sea un trabajo eficiente y correcto en este tercer ciclo.</w:t>
+      </w:r>
+    </w:p>
+    <w:p>
+      <w:pPr>
+        <w:rPr>
+          <w:lang w:val="es-ES"/>
+        </w:rPr>
+      </w:pPr>
+      <w:r>
+        <w:rPr>
+          <w:lang w:val="es-ES"/>
+        </w:rPr>
+        <w:t>7. Considerando las prácticas XP incluidas en los laboratorios. ¿cuál fue la más útil? ¿por qué?</w:t>
+      </w:r>
+    </w:p>
+    <w:p>
+      <w:pPr>
+        <w:rPr>
+          <w:lang w:val="es-ES"/>
+        </w:rPr>
+      </w:pPr>
+      <w:r>
+        <w:rPr>
+          <w:lang w:val="es-ES"/>
+        </w:rPr>
+        <w:t xml:space="preserve">La práctica fue </w:t>
+      </w:r>
+      <w:proofErr w:type="spellStart"/>
+      <w:r>
+        <w:rPr>
+          <w:lang w:val="es-ES"/>
+        </w:rPr>
+        <w:t>pair</w:t>
+      </w:r>
+      <w:proofErr w:type="spellEnd"/>
+      <w:r>
+        <w:rPr>
+          <w:lang w:val="es-ES"/>
+        </w:rPr>
+        <w:t xml:space="preserve"> </w:t>
+      </w:r>
+      <w:proofErr w:type="spellStart"/>
+      <w:r>
+        <w:rPr>
+          <w:lang w:val="es-ES"/>
+        </w:rPr>
+        <w:t>programing</w:t>
+      </w:r>
+      <w:proofErr w:type="spellEnd"/>
+      <w:r>
+        <w:rPr>
+          <w:lang w:val="es-ES"/>
+        </w:rPr>
+        <w:t>, de tal forma que fue útil ya que nos permitió generar código de forma más eficiente y de forma más organizada.</w:t>
+      </w:r>
+    </w:p>
+    <w:p>
+      <w:pPr>
+        <w:rPr>
+          <w:lang w:val="es-ES"/>
+        </w:rPr>
+      </w:pPr>
+      <w:r>
+        <w:rPr>
+          <w:lang w:val="es-ES"/>
+        </w:rPr>
+        <w:t>8. ¿Qué referencias usaron? ¿Cuál fue la más útil? Incluyan citas con estándares adecuados.</w:t>
+      </w:r>
+    </w:p>
+    <w:p>
+      <w:pPr>
+        <w:rPr>
+          <w:lang w:val="en-US"/>
+        </w:rPr>
+      </w:pPr>
+      <w:r>
+        <w:rPr>
+          <w:lang w:val="en-US"/>
+        </w:rPr>
+        <w:t xml:space="preserve">ORACLE “java platform </w:t>
+      </w:r>
+      <w:proofErr w:type="spellStart"/>
+      <w:r>
+        <w:rPr>
+          <w:lang w:val="en-US"/>
+        </w:rPr>
+        <w:t>st</w:t>
+      </w:r>
+      <w:r>
+        <w:rPr>
+          <w:lang w:val="en-US"/>
+        </w:rPr>
+        <w:t>andar</w:t>
+      </w:r>
+      <w:proofErr w:type="spellEnd"/>
+      <w:r>
+        <w:rPr>
+          <w:lang w:val="en-US"/>
+        </w:rPr>
+        <w:t xml:space="preserve"> edition 8, API specification</w:t>
+      </w:r>
+      <w:r>
+        <w:rPr>
+          <w:lang w:val="en-US"/>
+        </w:rPr>
+        <w:t>”</w:t>
+      </w:r>
+      <w:r>
+        <w:rPr>
+          <w:lang w:val="en-US"/>
+        </w:rPr>
+        <w:t xml:space="preserve"> 2025:</w:t>
+      </w:r>
+      <w:r>
+        <w:rPr>
+          <w:lang w:val="en-US"/>
+        </w:rPr>
+        <w:t xml:space="preserve"> </w:t>
+      </w:r>
+      <w:hyperlink r:id="rId7" w:history="1">
+        <w:r>
+          <w:rPr>
+            <w:rStyle w:val="Hipervnculo"/>
+            <w:lang w:val="en-US"/>
+          </w:rPr>
+          <w:t>https://docs.oracle.com/javase/8/docs/api/</w:t>
+        </w:r>
+      </w:hyperlink>
+    </w:p>
+    <w:p>
+      <w:pPr>
+        <w:rPr>
+          <w:lang w:val="en-US"/>
+        </w:rPr>
+      </w:pPr>
+    </w:p>
+    <w:p>
+      <w:pPr>
+        <w:rPr>
+          <w:lang w:val="en-US"/>
+        </w:rPr>
+      </w:pPr>
+    </w:p>
+    <w:p>
+      <w:pPr>
+        <w:rPr>
+          <w:lang w:val="en-US"/>
+        </w:rPr>
+      </w:pPr>
+    </w:p>
+    <w:p>
+      <w:pPr>
+        <w:rPr>
+          <w:lang w:val="en-US"/>
+        </w:rPr>
+      </w:pPr>
+    </w:p>
+    <w:p>
+      <w:pPr>
+        <w:rPr>
+          <w:lang w:val="en-US"/>
+        </w:rPr>
+      </w:pPr>
+      <w:r>
+        <w:rPr>
+          <w:lang w:val="en-US"/>
+        </w:rPr>
+        <w:lastRenderedPageBreak/>
+        <w:t>CICLO 4</w:t>
+      </w:r>
+    </w:p>
+    <w:p>
+      <w:pPr>
+        <w:rPr>
+          <w:lang w:val="en-US"/>
+        </w:rPr>
+      </w:pPr>
+      <w:r>
+        <w:t xml:space="preserve">1. </w:t>
+      </w:r>
+      <w:r>
+        <w:t xml:space="preserve">¿Cuáles fueron los </w:t>
+      </w:r>
+      <w:proofErr w:type="spellStart"/>
+      <w:r>
+        <w:t>mini-ciclos</w:t>
+      </w:r>
+      <w:proofErr w:type="spellEnd"/>
+      <w:r>
+        <w:t xml:space="preserve"> definidos? </w:t>
+      </w:r>
+      <w:proofErr w:type="spellStart"/>
+      <w:r>
+        <w:rPr>
+          <w:lang w:val="en-US"/>
+        </w:rPr>
+        <w:t>Justifíquenlos</w:t>
+      </w:r>
+      <w:proofErr w:type="spellEnd"/>
+      <w:r>
+        <w:rPr>
+          <w:lang w:val="en-US"/>
+        </w:rPr>
+        <w:t>.</w:t>
+      </w:r>
+    </w:p>
+    <w:p>
+      <w:proofErr w:type="gramStart"/>
+      <w:r>
+        <w:t>Los mini</w:t>
+      </w:r>
+      <w:proofErr w:type="gramEnd"/>
+      <w:r>
+        <w:t xml:space="preserve"> – ciclos que se </w:t>
+      </w:r>
+      <w:r>
+        <w:t>implementaron fueron, primero, la creación de cada nuevo tipo de taza y tapa junto con su lógica de apilamiento, seguido de esto fue el aspecto visual y por último la implementación del nuevo diseño, esto se decidió de esta manera para poder tener un correcto manejo de cada aspecto, queríamos poder enfatizar en la lógica detrás de cada una de las nuevas implementaciones y de esta manera lograr un resultado adecuado</w:t>
+      </w:r>
+    </w:p>
+    <w:p>
+      <w:r>
+        <w:t xml:space="preserve">2. ¿Cuál es el estado actual del proyecto en términos de </w:t>
+      </w:r>
+      <w:proofErr w:type="spellStart"/>
+      <w:r>
+        <w:t>mini-ciclos</w:t>
+      </w:r>
+      <w:proofErr w:type="spellEnd"/>
+      <w:r>
+        <w:t>? ¿por qué?</w:t>
+      </w:r>
+    </w:p>
+    <w:p>
+      <w:pPr>
+        <w:rPr>
+          <w:lang w:val="es-ES"/>
+        </w:rPr>
+      </w:pPr>
+      <w:r>
+        <w:rPr>
+          <w:lang w:val="es-ES"/>
+        </w:rPr>
+        <w:t xml:space="preserve">El estado actual de cada </w:t>
+      </w:r>
+      <w:proofErr w:type="spellStart"/>
+      <w:r>
+        <w:rPr>
+          <w:lang w:val="es-ES"/>
+        </w:rPr>
+        <w:t>mini-ciclo</w:t>
+      </w:r>
+      <w:proofErr w:type="spellEnd"/>
+      <w:r>
+        <w:rPr>
+          <w:lang w:val="es-ES"/>
+        </w:rPr>
+        <w:t xml:space="preserve"> es el de completado, después de varias refactorizaciones realizadas al proyecto.</w:t>
+      </w:r>
+    </w:p>
+    <w:p>
+      <w:pPr>
+        <w:rPr>
+          <w:lang w:val="es-ES"/>
+        </w:rPr>
+      </w:pPr>
+      <w:r>
+        <w:rPr>
+          <w:lang w:val="es-ES"/>
+        </w:rPr>
+        <w:t>3. ¿Cuál fue el tiempo total invertido por cada uno de ustedes? (Horas/Hombre)</w:t>
+      </w:r>
+    </w:p>
+    <w:p>
+      <w:pPr>
+        <w:pStyle w:val="Prrafodelista"/>
+        <w:numPr>
+          <w:ilvl w:val="0"/>
+          <w:numId w:val="1"/>
+        </w:numPr>
+        <w:rPr>
+          <w:lang w:val="es-ES"/>
+        </w:rPr>
+      </w:pPr>
+      <w:r>
+        <w:rPr>
+          <w:lang w:val="es-ES"/>
+        </w:rPr>
+        <w:t>Thomas García: Fueron invertidas aproximadamente unas 1</w:t>
+      </w:r>
+      <w:r>
+        <w:rPr>
+          <w:lang w:val="es-ES"/>
+        </w:rPr>
+        <w:t>5</w:t>
+      </w:r>
+      <w:r>
+        <w:rPr>
+          <w:lang w:val="es-ES"/>
+        </w:rPr>
+        <w:t xml:space="preserve"> horas</w:t>
+      </w:r>
+    </w:p>
+    <w:p>
+      <w:pPr>
+        <w:pStyle w:val="Prrafodelista"/>
+        <w:numPr>
+          <w:ilvl w:val="0"/>
+          <w:numId w:val="1"/>
+        </w:numPr>
+        <w:rPr>
+          <w:lang w:val="es-ES"/>
+        </w:rPr>
+      </w:pPr>
+      <w:r>
+        <w:rPr>
+          <w:lang w:val="es-ES"/>
+        </w:rPr>
         <w:t>Esteban Muñoz: Fueron invertidas aproximadamente unas 1</w:t>
       </w:r>
       <w:r>
         <w:rPr>
           <w:lang w:val="es-ES"/>
         </w:rPr>
-        <w:t>0</w:t>
+        <w:t>5</w:t>
       </w:r>
       <w:r>
         <w:rPr>
@@ -1107,7 +1419,7 @@
         <w:rPr>
           <w:lang w:val="es-ES"/>
         </w:rPr>
-        <w:t>El mayor logro fue la implementación de una solución correcta al ejercicio, de tal forma que de manera 100% propia se logró una adecuada solución al problema.</w:t>
+        <w:t>El mayor logro fue la implementación de un objeto que nosotros propusiéramos, esto debido a que significo un reto el cual si bien tuvo su dificultad se pudo superar de manera satisfactoria, donde lo conseguido fue satisfactorio como equipo</w:t>
       </w:r>
     </w:p>
     <w:p>
@@ -1159,13 +1471,7 @@
         <w:rPr>
           <w:lang w:val="es-ES"/>
         </w:rPr>
-        <w:t xml:space="preserve">Algo que hicimos bien como equipo fue la comunicación, </w:t>
-      </w:r>
-      <w:r>
-        <w:rPr>
-          <w:lang w:val="es-ES"/>
-        </w:rPr>
-        <w:t>al poder distribuir el trabajo del equipo de manera que sea un trabajo eficiente y correcto en este tercer ciclo.</w:t>
+        <w:t>Algo que hicimos bien como equipo fue la comunicación, al poder distribuir el trabajo del equipo de manera que sea un trabajo eficiente y correcto en este tercer ciclo.</w:t>
       </w:r>
     </w:p>
     <w:p>
@@ -1285,7 +1591,7 @@
         </w:rPr>
         <w:t xml:space="preserve"> </w:t>
       </w:r>
-      <w:hyperlink r:id="rId7" w:history="1">
+      <w:hyperlink r:id="rId8" w:history="1">
         <w:r>
           <w:rPr>
             <w:rStyle w:val="Hipervnculo"/>

--- a/Retrospectiva.docx
+++ b/Retrospectiva.docx
@@ -484,6 +484,27 @@
       </w:pPr>
     </w:p>
     <w:p>
+      <w:pPr>
+        <w:rPr>
+          <w:lang w:val="en-US"/>
+        </w:rPr>
+      </w:pPr>
+    </w:p>
+    <w:p>
+      <w:pPr>
+        <w:rPr>
+          <w:lang w:val="en-US"/>
+        </w:rPr>
+      </w:pPr>
+    </w:p>
+    <w:p>
+      <w:pPr>
+        <w:rPr>
+          <w:lang w:val="en-US"/>
+        </w:rPr>
+      </w:pPr>
+    </w:p>
+    <w:p>
       <w:r>
         <w:lastRenderedPageBreak/>
         <w:t>CICLO 2</w:t>
@@ -841,6 +862,20 @@
       </w:pPr>
     </w:p>
     <w:p>
+      <w:pPr>
+        <w:rPr>
+          <w:lang w:val="en-US"/>
+        </w:rPr>
+      </w:pPr>
+    </w:p>
+    <w:p>
+      <w:pPr>
+        <w:rPr>
+          <w:lang w:val="en-US"/>
+        </w:rPr>
+      </w:pPr>
+    </w:p>
+    <w:p>
       <w:r>
         <w:lastRenderedPageBreak/>
         <w:t>CICLO 3</w:t>
@@ -1227,10 +1262,23 @@
           <w:lang w:val="en-US"/>
         </w:rPr>
       </w:pPr>
-      <w:r>
-        <w:rPr>
-          <w:lang w:val="en-US"/>
-        </w:rPr>
+    </w:p>
+    <w:p>
+      <w:pPr>
+        <w:rPr>
+          <w:lang w:val="en-US"/>
+        </w:rPr>
+      </w:pPr>
+    </w:p>
+    <w:p>
+      <w:pPr>
+        <w:rPr>
+          <w:lang w:val="en-US"/>
+        </w:rPr>
+      </w:pPr>
+    </w:p>
+    <w:p>
+      <w:r>
         <w:lastRenderedPageBreak/>
         <w:t>CICLO 4</w:t>
       </w:r>
@@ -1351,19 +1399,7 @@
         <w:rPr>
           <w:lang w:val="es-ES"/>
         </w:rPr>
-        <w:t>Thomas García: Fueron invertidas aproximadamente unas 1</w:t>
-      </w:r>
-      <w:r>
-        <w:rPr>
-          <w:lang w:val="es-ES"/>
-        </w:rPr>
-        <w:t>5</w:t>
-      </w:r>
-      <w:r>
-        <w:rPr>
-          <w:lang w:val="es-ES"/>
-        </w:rPr>
-        <w:t xml:space="preserve"> horas</w:t>
+        <w:t>Thomas García: Fueron invertidas aproximadamente unas 15 horas</w:t>
       </w:r>
     </w:p>
     <w:p>
@@ -1381,19 +1417,7 @@
         <w:rPr>
           <w:lang w:val="es-ES"/>
         </w:rPr>
-        <w:t>Esteban Muñoz: Fueron invertidas aproximadamente unas 1</w:t>
-      </w:r>
-      <w:r>
-        <w:rPr>
-          <w:lang w:val="es-ES"/>
-        </w:rPr>
-        <w:t>5</w:t>
-      </w:r>
-      <w:r>
-        <w:rPr>
-          <w:lang w:val="es-ES"/>
-        </w:rPr>
-        <w:t xml:space="preserve"> horas</w:t>
+        <w:t>Esteban Muñoz: Fueron invertidas aproximadamente unas 15 horas</w:t>
       </w:r>
     </w:p>
     <w:p>
@@ -1600,6 +1624,2360 @@
           <w:t>https://docs.oracle.com/javase/8/docs/api/</w:t>
         </w:r>
       </w:hyperlink>
+    </w:p>
+    <w:p>
+      <w:pPr>
+        <w:rPr>
+          <w:lang w:val="en-US"/>
+        </w:rPr>
+      </w:pPr>
+    </w:p>
+    <w:p>
+      <w:pPr>
+        <w:rPr>
+          <w:lang w:val="en-US"/>
+        </w:rPr>
+      </w:pPr>
+    </w:p>
+    <w:p>
+      <w:pPr>
+        <w:rPr>
+          <w:lang w:val="en-US"/>
+        </w:rPr>
+      </w:pPr>
+    </w:p>
+    <w:p>
+      <w:pPr>
+        <w:rPr>
+          <w:lang w:val="en-US"/>
+        </w:rPr>
+      </w:pPr>
+    </w:p>
+    <w:p>
+      <w:pPr>
+        <w:rPr>
+          <w:lang w:val="en-US"/>
+        </w:rPr>
+      </w:pPr>
+    </w:p>
+    <w:p>
+      <w:pPr>
+        <w:rPr>
+          <w:lang w:val="en-US"/>
+        </w:rPr>
+      </w:pPr>
+    </w:p>
+    <w:p>
+      <w:pPr>
+        <w:rPr>
+          <w:lang w:val="en-US"/>
+        </w:rPr>
+      </w:pPr>
+      <w:r>
+        <w:rPr>
+          <w:lang w:val="en-US"/>
+        </w:rPr>
+        <w:lastRenderedPageBreak/>
+        <w:t>CICLO FINAL</w:t>
+      </w:r>
+    </w:p>
+    <w:p>
+      <w:pPr>
+        <w:pStyle w:val="Ttulo3"/>
+        <w:numPr>
+          <w:ilvl w:val="0"/>
+          <w:numId w:val="3"/>
+        </w:numPr>
+        <w:tabs>
+          <w:tab w:val="left" w:pos="266"/>
+        </w:tabs>
+        <w:spacing w:before="197"/>
+        <w:ind w:left="266" w:hanging="266"/>
+      </w:pPr>
+      <w:proofErr w:type="gramStart"/>
+      <w:r>
+        <w:t>Cuáles</w:t>
+      </w:r>
+      <w:r>
+        <w:rPr>
+          <w:spacing w:val="-4"/>
+        </w:rPr>
+        <w:t xml:space="preserve"> </w:t>
+      </w:r>
+      <w:r>
+        <w:t>fueron</w:t>
+      </w:r>
+      <w:r>
+        <w:rPr>
+          <w:spacing w:val="-3"/>
+        </w:rPr>
+        <w:t xml:space="preserve"> </w:t>
+      </w:r>
+      <w:r>
+        <w:t>los</w:t>
+      </w:r>
+      <w:r>
+        <w:rPr>
+          <w:spacing w:val="-4"/>
+        </w:rPr>
+        <w:t xml:space="preserve"> </w:t>
+      </w:r>
+      <w:proofErr w:type="spellStart"/>
+      <w:r>
+        <w:t>mini-ciclos</w:t>
+      </w:r>
+      <w:proofErr w:type="spellEnd"/>
+      <w:r>
+        <w:rPr>
+          <w:spacing w:val="-3"/>
+        </w:rPr>
+        <w:t xml:space="preserve"> </w:t>
+      </w:r>
+      <w:r>
+        <w:t>del</w:t>
+      </w:r>
+      <w:r>
+        <w:rPr>
+          <w:spacing w:val="-2"/>
+        </w:rPr>
+        <w:t xml:space="preserve"> cierre?</w:t>
+      </w:r>
+      <w:proofErr w:type="gramEnd"/>
+    </w:p>
+    <w:p>
+      <w:pPr>
+        <w:pStyle w:val="Textoindependiente"/>
+        <w:spacing w:before="100" w:line="242" w:lineRule="auto"/>
+        <w:ind w:right="358"/>
+      </w:pPr>
+      <w:proofErr w:type="spellStart"/>
+      <w:r>
+        <w:t>Mini-ciclo</w:t>
+      </w:r>
+      <w:proofErr w:type="spellEnd"/>
+      <w:r>
+        <w:t xml:space="preserve"> 1 — Migración a Eclipse: El proyecto fue migrado de </w:t>
+      </w:r>
+      <w:proofErr w:type="spellStart"/>
+      <w:r>
+        <w:t>BlueJ</w:t>
+      </w:r>
+      <w:proofErr w:type="spellEnd"/>
+      <w:r>
+        <w:t xml:space="preserve"> a Eclipse IDE, configurando</w:t>
+      </w:r>
+      <w:r>
+        <w:rPr>
+          <w:spacing w:val="-5"/>
+        </w:rPr>
+        <w:t xml:space="preserve"> </w:t>
+      </w:r>
+      <w:r>
+        <w:t>correctamente</w:t>
+      </w:r>
+      <w:r>
+        <w:rPr>
+          <w:spacing w:val="-2"/>
+        </w:rPr>
+        <w:t xml:space="preserve"> </w:t>
+      </w:r>
+      <w:r>
+        <w:t>el</w:t>
+      </w:r>
+      <w:r>
+        <w:rPr>
+          <w:spacing w:val="-4"/>
+        </w:rPr>
+        <w:t xml:space="preserve"> </w:t>
+      </w:r>
+      <w:proofErr w:type="spellStart"/>
+      <w:r>
+        <w:t>Build</w:t>
+      </w:r>
+      <w:proofErr w:type="spellEnd"/>
+      <w:r>
+        <w:rPr>
+          <w:spacing w:val="-3"/>
+        </w:rPr>
+        <w:t xml:space="preserve"> </w:t>
+      </w:r>
+      <w:proofErr w:type="spellStart"/>
+      <w:r>
+        <w:t>Path</w:t>
+      </w:r>
+      <w:proofErr w:type="spellEnd"/>
+      <w:r>
+        <w:t>,</w:t>
+      </w:r>
+      <w:r>
+        <w:rPr>
+          <w:spacing w:val="-1"/>
+        </w:rPr>
+        <w:t xml:space="preserve"> </w:t>
+      </w:r>
+      <w:r>
+        <w:t>las</w:t>
+      </w:r>
+      <w:r>
+        <w:rPr>
+          <w:spacing w:val="-5"/>
+        </w:rPr>
+        <w:t xml:space="preserve"> </w:t>
+      </w:r>
+      <w:proofErr w:type="spellStart"/>
+      <w:r>
+        <w:t>source</w:t>
+      </w:r>
+      <w:proofErr w:type="spellEnd"/>
+      <w:r>
+        <w:rPr>
+          <w:spacing w:val="-5"/>
+        </w:rPr>
+        <w:t xml:space="preserve"> </w:t>
+      </w:r>
+      <w:r>
+        <w:t>folders,</w:t>
+      </w:r>
+      <w:r>
+        <w:rPr>
+          <w:spacing w:val="-1"/>
+        </w:rPr>
+        <w:t xml:space="preserve"> </w:t>
+      </w:r>
+      <w:proofErr w:type="spellStart"/>
+      <w:r>
+        <w:t>JUnit</w:t>
+      </w:r>
+      <w:proofErr w:type="spellEnd"/>
+      <w:r>
+        <w:rPr>
+          <w:spacing w:val="-4"/>
+        </w:rPr>
+        <w:t xml:space="preserve"> </w:t>
+      </w:r>
+      <w:r>
+        <w:t>4/5</w:t>
+      </w:r>
+      <w:r>
+        <w:rPr>
+          <w:spacing w:val="-5"/>
+        </w:rPr>
+        <w:t xml:space="preserve"> </w:t>
+      </w:r>
+      <w:r>
+        <w:t>y</w:t>
+      </w:r>
+      <w:r>
+        <w:rPr>
+          <w:spacing w:val="-5"/>
+        </w:rPr>
+        <w:t xml:space="preserve"> </w:t>
+      </w:r>
+      <w:r>
+        <w:t>el</w:t>
+      </w:r>
+      <w:r>
+        <w:rPr>
+          <w:spacing w:val="-4"/>
+        </w:rPr>
+        <w:t xml:space="preserve"> </w:t>
+      </w:r>
+      <w:r>
+        <w:t xml:space="preserve">JRE. Justificación: Eclipse es requerido por el enunciado y habilita </w:t>
+      </w:r>
+      <w:proofErr w:type="spellStart"/>
+      <w:r>
+        <w:t>EclEmma</w:t>
+      </w:r>
+      <w:proofErr w:type="spellEnd"/>
+      <w:r>
+        <w:t xml:space="preserve"> y PMD.</w:t>
+      </w:r>
+    </w:p>
+    <w:p>
+      <w:pPr>
+        <w:pStyle w:val="Textoindependiente"/>
+        <w:spacing w:before="71" w:line="242" w:lineRule="auto"/>
+        <w:ind w:right="358"/>
+      </w:pPr>
+      <w:proofErr w:type="spellStart"/>
+      <w:r>
+        <w:t>Mini-ciclo</w:t>
+      </w:r>
+      <w:proofErr w:type="spellEnd"/>
+      <w:r>
+        <w:t xml:space="preserve"> 2 — Análisis dinámico (</w:t>
+      </w:r>
+      <w:proofErr w:type="spellStart"/>
+      <w:r>
+        <w:t>EclEmma</w:t>
+      </w:r>
+      <w:proofErr w:type="spellEnd"/>
+      <w:r>
+        <w:t>): Ejecución inicial de las pruebas, identificación de clases</w:t>
+      </w:r>
+      <w:r>
+        <w:rPr>
+          <w:spacing w:val="-2"/>
+        </w:rPr>
+        <w:t xml:space="preserve"> </w:t>
+      </w:r>
+      <w:r>
+        <w:t>con</w:t>
+      </w:r>
+      <w:r>
+        <w:rPr>
+          <w:spacing w:val="-3"/>
+        </w:rPr>
+        <w:t xml:space="preserve"> </w:t>
+      </w:r>
+      <w:r>
+        <w:t>baja</w:t>
+      </w:r>
+      <w:r>
+        <w:rPr>
+          <w:spacing w:val="-4"/>
+        </w:rPr>
+        <w:t xml:space="preserve"> </w:t>
+      </w:r>
+      <w:r>
+        <w:t>cobertura, adición</w:t>
+      </w:r>
+      <w:r>
+        <w:rPr>
+          <w:spacing w:val="-3"/>
+        </w:rPr>
+        <w:t xml:space="preserve"> </w:t>
+      </w:r>
+      <w:r>
+        <w:t>de</w:t>
+      </w:r>
+      <w:r>
+        <w:rPr>
+          <w:spacing w:val="-4"/>
+        </w:rPr>
+        <w:t xml:space="preserve"> </w:t>
+      </w:r>
+      <w:r>
+        <w:t>10</w:t>
+      </w:r>
+      <w:r>
+        <w:rPr>
+          <w:spacing w:val="-3"/>
+        </w:rPr>
+        <w:t xml:space="preserve"> </w:t>
+      </w:r>
+      <w:r>
+        <w:t>nuevos</w:t>
+      </w:r>
+      <w:r>
+        <w:rPr>
+          <w:spacing w:val="-4"/>
+        </w:rPr>
+        <w:t xml:space="preserve"> </w:t>
+      </w:r>
+      <w:proofErr w:type="spellStart"/>
+      <w:r>
+        <w:t>tests</w:t>
+      </w:r>
+      <w:proofErr w:type="spellEnd"/>
+      <w:r>
+        <w:rPr>
+          <w:spacing w:val="-2"/>
+        </w:rPr>
+        <w:t xml:space="preserve"> </w:t>
+      </w:r>
+      <w:r>
+        <w:t>en</w:t>
+      </w:r>
+      <w:r>
+        <w:rPr>
+          <w:spacing w:val="-4"/>
+        </w:rPr>
+        <w:t xml:space="preserve"> </w:t>
+      </w:r>
+      <w:r>
+        <w:t>TowerC4Test</w:t>
+      </w:r>
+      <w:r>
+        <w:rPr>
+          <w:spacing w:val="-1"/>
+        </w:rPr>
+        <w:t xml:space="preserve"> </w:t>
+      </w:r>
+      <w:r>
+        <w:t>y</w:t>
+      </w:r>
+      <w:r>
+        <w:rPr>
+          <w:spacing w:val="-6"/>
+        </w:rPr>
+        <w:t xml:space="preserve"> </w:t>
+      </w:r>
+      <w:r>
+        <w:t>medición</w:t>
+      </w:r>
+      <w:r>
+        <w:rPr>
+          <w:spacing w:val="-3"/>
+        </w:rPr>
+        <w:t xml:space="preserve"> </w:t>
+      </w:r>
+      <w:r>
+        <w:t>del</w:t>
+      </w:r>
+      <w:r>
+        <w:rPr>
+          <w:spacing w:val="-3"/>
+        </w:rPr>
+        <w:t xml:space="preserve"> </w:t>
+      </w:r>
+      <w:r>
+        <w:t xml:space="preserve">resultado final. Justificación: el análisis dinámico requiere primero un estado base para poder medir la </w:t>
+      </w:r>
+      <w:r>
+        <w:rPr>
+          <w:spacing w:val="-2"/>
+        </w:rPr>
+        <w:t>mejora.</w:t>
+      </w:r>
+    </w:p>
+    <w:p>
+      <w:pPr>
+        <w:pStyle w:val="Textoindependiente"/>
+        <w:spacing w:before="71" w:line="242" w:lineRule="auto"/>
+        <w:ind w:right="358"/>
+      </w:pPr>
+      <w:proofErr w:type="spellStart"/>
+      <w:r>
+        <w:t>Mini-ciclo</w:t>
+      </w:r>
+      <w:proofErr w:type="spellEnd"/>
+      <w:r>
+        <w:t xml:space="preserve"> 3 — Análisis estático (PMD): Instalación de PMD </w:t>
+      </w:r>
+      <w:proofErr w:type="spellStart"/>
+      <w:r>
+        <w:t>standalone</w:t>
+      </w:r>
+      <w:proofErr w:type="spellEnd"/>
+      <w:r>
+        <w:t>, ejecución inicial, clasificación</w:t>
+      </w:r>
+      <w:r>
+        <w:rPr>
+          <w:spacing w:val="-3"/>
+        </w:rPr>
+        <w:t xml:space="preserve"> </w:t>
+      </w:r>
+      <w:r>
+        <w:t>de</w:t>
+      </w:r>
+      <w:r>
+        <w:rPr>
+          <w:spacing w:val="-3"/>
+        </w:rPr>
+        <w:t xml:space="preserve"> </w:t>
+      </w:r>
+      <w:r>
+        <w:t>violaciones</w:t>
+      </w:r>
+      <w:r>
+        <w:rPr>
+          <w:spacing w:val="-3"/>
+        </w:rPr>
+        <w:t xml:space="preserve"> </w:t>
+      </w:r>
+      <w:r>
+        <w:t>en</w:t>
+      </w:r>
+      <w:r>
+        <w:rPr>
+          <w:spacing w:val="-3"/>
+        </w:rPr>
+        <w:t xml:space="preserve"> </w:t>
+      </w:r>
+      <w:r>
+        <w:t>corregibles</w:t>
+      </w:r>
+      <w:r>
+        <w:rPr>
+          <w:spacing w:val="-5"/>
+        </w:rPr>
+        <w:t xml:space="preserve"> </w:t>
+      </w:r>
+      <w:r>
+        <w:t>y</w:t>
+      </w:r>
+      <w:r>
+        <w:rPr>
+          <w:spacing w:val="-5"/>
+        </w:rPr>
+        <w:t xml:space="preserve"> </w:t>
+      </w:r>
+      <w:r>
+        <w:t>justificadas, aplicación</w:t>
+      </w:r>
+      <w:r>
+        <w:rPr>
+          <w:spacing w:val="-3"/>
+        </w:rPr>
+        <w:t xml:space="preserve"> </w:t>
+      </w:r>
+      <w:r>
+        <w:t>de</w:t>
+      </w:r>
+      <w:r>
+        <w:rPr>
+          <w:spacing w:val="-5"/>
+        </w:rPr>
+        <w:t xml:space="preserve"> </w:t>
+      </w:r>
+      <w:r>
+        <w:t>correcciones</w:t>
+      </w:r>
+      <w:r>
+        <w:rPr>
+          <w:spacing w:val="-3"/>
+        </w:rPr>
+        <w:t xml:space="preserve"> </w:t>
+      </w:r>
+      <w:r>
+        <w:t>y</w:t>
+      </w:r>
+      <w:r>
+        <w:rPr>
+          <w:spacing w:val="-4"/>
+        </w:rPr>
+        <w:t xml:space="preserve"> </w:t>
+      </w:r>
+      <w:proofErr w:type="spellStart"/>
+      <w:r>
+        <w:t>medicion</w:t>
+      </w:r>
+      <w:proofErr w:type="spellEnd"/>
+      <w:r>
+        <w:t xml:space="preserve"> final. Justificación: el análisis estático es independiente del dinámico y puede hacerse en paralelo una vez establecido el proyecto en Eclipse.</w:t>
+      </w:r>
+    </w:p>
+    <w:p>
+      <w:pPr>
+        <w:pStyle w:val="Ttulo3"/>
+        <w:numPr>
+          <w:ilvl w:val="0"/>
+          <w:numId w:val="3"/>
+        </w:numPr>
+        <w:tabs>
+          <w:tab w:val="left" w:pos="266"/>
+        </w:tabs>
+        <w:spacing w:before="190"/>
+        <w:ind w:left="266" w:hanging="266"/>
+      </w:pPr>
+      <w:r>
+        <w:t>Estado</w:t>
+      </w:r>
+      <w:r>
+        <w:rPr>
+          <w:spacing w:val="-4"/>
+        </w:rPr>
+        <w:t xml:space="preserve"> </w:t>
+      </w:r>
+      <w:r>
+        <w:rPr>
+          <w:spacing w:val="-2"/>
+        </w:rPr>
+        <w:t>actual</w:t>
+      </w:r>
+    </w:p>
+    <w:p>
+      <w:pPr>
+        <w:pStyle w:val="Textoindependiente"/>
+        <w:spacing w:before="101"/>
+        <w:ind w:right="358"/>
+      </w:pPr>
+      <w:r>
+        <w:t>Todos</w:t>
+      </w:r>
+      <w:r>
+        <w:rPr>
+          <w:spacing w:val="-3"/>
+        </w:rPr>
+        <w:t xml:space="preserve"> </w:t>
+      </w:r>
+      <w:r>
+        <w:t>los</w:t>
+      </w:r>
+      <w:r>
+        <w:rPr>
+          <w:spacing w:val="-6"/>
+        </w:rPr>
+        <w:t xml:space="preserve"> </w:t>
+      </w:r>
+      <w:proofErr w:type="spellStart"/>
+      <w:r>
+        <w:t>mini-ciclos</w:t>
+      </w:r>
+      <w:proofErr w:type="spellEnd"/>
+      <w:r>
+        <w:rPr>
+          <w:spacing w:val="-4"/>
+        </w:rPr>
+        <w:t xml:space="preserve"> </w:t>
+      </w:r>
+      <w:r>
+        <w:t>completados.</w:t>
+      </w:r>
+      <w:r>
+        <w:rPr>
+          <w:spacing w:val="-2"/>
+        </w:rPr>
+        <w:t xml:space="preserve"> </w:t>
+      </w:r>
+      <w:r>
+        <w:t>Cobertura</w:t>
+      </w:r>
+      <w:r>
+        <w:rPr>
+          <w:spacing w:val="-4"/>
+        </w:rPr>
+        <w:t xml:space="preserve"> </w:t>
+      </w:r>
+      <w:r>
+        <w:t>dinámica:</w:t>
+      </w:r>
+      <w:r>
+        <w:rPr>
+          <w:spacing w:val="-5"/>
+        </w:rPr>
+        <w:t xml:space="preserve"> </w:t>
+      </w:r>
+      <w:r>
+        <w:t>78.6%</w:t>
+      </w:r>
+      <w:r>
+        <w:rPr>
+          <w:spacing w:val="-5"/>
+        </w:rPr>
+        <w:t xml:space="preserve"> </w:t>
+      </w:r>
+      <w:r>
+        <w:t>(meta:</w:t>
+      </w:r>
+      <w:r>
+        <w:rPr>
+          <w:spacing w:val="-5"/>
+        </w:rPr>
+        <w:t xml:space="preserve"> </w:t>
+      </w:r>
+      <w:r>
+        <w:t>&gt;75%).</w:t>
+      </w:r>
+      <w:r>
+        <w:rPr>
+          <w:spacing w:val="-2"/>
+        </w:rPr>
+        <w:t xml:space="preserve"> </w:t>
+      </w:r>
+      <w:r>
+        <w:t>Violaciones</w:t>
+      </w:r>
+      <w:r>
+        <w:rPr>
+          <w:spacing w:val="-4"/>
+        </w:rPr>
+        <w:t xml:space="preserve"> </w:t>
+      </w:r>
+      <w:r>
+        <w:t>PMD de alta prioridad: 0 (todas corregidas o justificadas con argumento técnico solido).</w:t>
+      </w:r>
+    </w:p>
+    <w:p>
+      <w:pPr>
+        <w:pStyle w:val="Ttulo3"/>
+        <w:numPr>
+          <w:ilvl w:val="0"/>
+          <w:numId w:val="3"/>
+        </w:numPr>
+        <w:tabs>
+          <w:tab w:val="left" w:pos="264"/>
+        </w:tabs>
+        <w:ind w:left="264" w:hanging="264"/>
+      </w:pPr>
+      <w:r>
+        <w:t>Tiempo</w:t>
+      </w:r>
+      <w:r>
+        <w:rPr>
+          <w:spacing w:val="-2"/>
+        </w:rPr>
+        <w:t xml:space="preserve"> invertido</w:t>
+      </w:r>
+    </w:p>
+    <w:p>
+      <w:pPr>
+        <w:pStyle w:val="Textoindependiente"/>
+        <w:spacing w:before="103"/>
+      </w:pPr>
+      <w:r>
+        <w:t>García:</w:t>
+      </w:r>
+      <w:r>
+        <w:rPr>
+          <w:spacing w:val="-4"/>
+        </w:rPr>
+        <w:t xml:space="preserve"> </w:t>
+      </w:r>
+      <w:r>
+        <w:t>20</w:t>
+      </w:r>
+      <w:r>
+        <w:rPr>
+          <w:spacing w:val="-3"/>
+        </w:rPr>
+        <w:t xml:space="preserve"> </w:t>
+      </w:r>
+      <w:r>
+        <w:rPr>
+          <w:spacing w:val="-2"/>
+        </w:rPr>
+        <w:t>horas</w:t>
+      </w:r>
+    </w:p>
+    <w:p>
+      <w:pPr>
+        <w:pStyle w:val="Textoindependiente"/>
+      </w:pPr>
+      <w:r>
+        <w:t>Muñoz:</w:t>
+      </w:r>
+      <w:r>
+        <w:rPr>
+          <w:spacing w:val="-3"/>
+        </w:rPr>
+        <w:t xml:space="preserve"> </w:t>
+      </w:r>
+      <w:r>
+        <w:t>20</w:t>
+      </w:r>
+      <w:r>
+        <w:rPr>
+          <w:spacing w:val="-1"/>
+        </w:rPr>
+        <w:t xml:space="preserve"> </w:t>
+      </w:r>
+      <w:r>
+        <w:rPr>
+          <w:spacing w:val="-2"/>
+        </w:rPr>
+        <w:t>horas</w:t>
+      </w:r>
+    </w:p>
+    <w:p>
+      <w:pPr>
+        <w:pStyle w:val="Ttulo3"/>
+        <w:numPr>
+          <w:ilvl w:val="0"/>
+          <w:numId w:val="3"/>
+        </w:numPr>
+        <w:tabs>
+          <w:tab w:val="left" w:pos="266"/>
+        </w:tabs>
+        <w:spacing w:before="197"/>
+        <w:ind w:left="266" w:hanging="266"/>
+      </w:pPr>
+      <w:r>
+        <w:t>Mayor</w:t>
+      </w:r>
+      <w:r>
+        <w:rPr>
+          <w:spacing w:val="-4"/>
+        </w:rPr>
+        <w:t xml:space="preserve"> </w:t>
+      </w:r>
+      <w:r>
+        <w:rPr>
+          <w:spacing w:val="-2"/>
+        </w:rPr>
+        <w:t>logro</w:t>
+      </w:r>
+    </w:p>
+    <w:p>
+      <w:pPr>
+        <w:pStyle w:val="Textoindependiente"/>
+        <w:spacing w:before="100"/>
+        <w:ind w:right="358"/>
+      </w:pPr>
+      <w:r>
+        <w:t>El mayor logro del cierre fue alcanzar el 78.6% de cobertura partiendo de un 68.9%, lo que requirió analizar sistemáticamente que caminos del código no estaban siendo ejercitados y escribir</w:t>
+      </w:r>
+      <w:r>
+        <w:rPr>
+          <w:spacing w:val="-3"/>
+        </w:rPr>
+        <w:t xml:space="preserve"> </w:t>
+      </w:r>
+      <w:proofErr w:type="spellStart"/>
+      <w:r>
+        <w:t>tests</w:t>
+      </w:r>
+      <w:proofErr w:type="spellEnd"/>
+      <w:r>
+        <w:rPr>
+          <w:spacing w:val="-3"/>
+        </w:rPr>
+        <w:t xml:space="preserve"> </w:t>
+      </w:r>
+      <w:r>
+        <w:t>específicos</w:t>
+      </w:r>
+      <w:r>
+        <w:rPr>
+          <w:spacing w:val="-3"/>
+        </w:rPr>
+        <w:t xml:space="preserve"> </w:t>
+      </w:r>
+      <w:r>
+        <w:t>para</w:t>
+      </w:r>
+      <w:r>
+        <w:rPr>
+          <w:spacing w:val="-4"/>
+        </w:rPr>
+        <w:t xml:space="preserve"> </w:t>
+      </w:r>
+      <w:r>
+        <w:t>cada</w:t>
+      </w:r>
+      <w:r>
+        <w:rPr>
+          <w:spacing w:val="-2"/>
+        </w:rPr>
+        <w:t xml:space="preserve"> </w:t>
+      </w:r>
+      <w:r>
+        <w:t>uno.</w:t>
+      </w:r>
+      <w:r>
+        <w:rPr>
+          <w:spacing w:val="-1"/>
+        </w:rPr>
+        <w:t xml:space="preserve"> </w:t>
+      </w:r>
+      <w:r>
+        <w:t>Este</w:t>
+      </w:r>
+      <w:r>
+        <w:rPr>
+          <w:spacing w:val="-4"/>
+        </w:rPr>
+        <w:t xml:space="preserve"> </w:t>
+      </w:r>
+      <w:r>
+        <w:t>proceso</w:t>
+      </w:r>
+      <w:r>
+        <w:rPr>
+          <w:spacing w:val="-1"/>
+        </w:rPr>
+        <w:t xml:space="preserve"> </w:t>
+      </w:r>
+      <w:r>
+        <w:t>forzó</w:t>
+      </w:r>
+      <w:r>
+        <w:rPr>
+          <w:spacing w:val="-4"/>
+        </w:rPr>
+        <w:t xml:space="preserve"> </w:t>
+      </w:r>
+      <w:r>
+        <w:t>una</w:t>
+      </w:r>
+      <w:r>
+        <w:rPr>
+          <w:spacing w:val="-2"/>
+        </w:rPr>
+        <w:t xml:space="preserve"> </w:t>
+      </w:r>
+      <w:r>
+        <w:t>comprensión</w:t>
+      </w:r>
+      <w:r>
+        <w:rPr>
+          <w:spacing w:val="-2"/>
+        </w:rPr>
+        <w:t xml:space="preserve"> </w:t>
+      </w:r>
+      <w:proofErr w:type="spellStart"/>
+      <w:r>
+        <w:t>mas</w:t>
+      </w:r>
+      <w:proofErr w:type="spellEnd"/>
+      <w:r>
+        <w:rPr>
+          <w:spacing w:val="-4"/>
+        </w:rPr>
+        <w:t xml:space="preserve"> </w:t>
+      </w:r>
+      <w:r>
+        <w:t>profunda</w:t>
+      </w:r>
+      <w:r>
+        <w:rPr>
+          <w:spacing w:val="-2"/>
+        </w:rPr>
+        <w:t xml:space="preserve"> </w:t>
+      </w:r>
+      <w:r>
+        <w:t>del comportamiento real del código versus el comportamiento esperado.</w:t>
+      </w:r>
+    </w:p>
+    <w:p>
+      <w:pPr>
+        <w:pStyle w:val="Ttulo3"/>
+        <w:numPr>
+          <w:ilvl w:val="0"/>
+          <w:numId w:val="3"/>
+        </w:numPr>
+        <w:tabs>
+          <w:tab w:val="left" w:pos="266"/>
+        </w:tabs>
+        <w:spacing w:before="201"/>
+        <w:ind w:left="266" w:hanging="266"/>
+      </w:pPr>
+      <w:r>
+        <w:t>Mayor</w:t>
+      </w:r>
+      <w:r>
+        <w:rPr>
+          <w:spacing w:val="-3"/>
+        </w:rPr>
+        <w:t xml:space="preserve"> </w:t>
+      </w:r>
+      <w:r>
+        <w:t>problema</w:t>
+      </w:r>
+      <w:r>
+        <w:rPr>
+          <w:spacing w:val="-2"/>
+        </w:rPr>
+        <w:t xml:space="preserve"> técnico</w:t>
+      </w:r>
+    </w:p>
+    <w:p>
+      <w:pPr>
+        <w:pStyle w:val="Textoindependiente"/>
+        <w:spacing w:before="100"/>
+        <w:ind w:right="479"/>
+      </w:pPr>
+      <w:r>
+        <w:t xml:space="preserve">La migración de </w:t>
+      </w:r>
+      <w:proofErr w:type="spellStart"/>
+      <w:r>
+        <w:t>BlueJ</w:t>
+      </w:r>
+      <w:proofErr w:type="spellEnd"/>
+      <w:r>
+        <w:t xml:space="preserve"> a Eclipse fue el mayor obstáculo técnico. El proyecto no tenía la estructura</w:t>
+      </w:r>
+      <w:r>
+        <w:rPr>
+          <w:spacing w:val="-4"/>
+        </w:rPr>
+        <w:t xml:space="preserve"> </w:t>
+      </w:r>
+      <w:r>
+        <w:t>estándar</w:t>
+      </w:r>
+      <w:r>
+        <w:rPr>
+          <w:spacing w:val="-4"/>
+        </w:rPr>
+        <w:t xml:space="preserve"> </w:t>
+      </w:r>
+      <w:r>
+        <w:t>de</w:t>
+      </w:r>
+      <w:r>
+        <w:rPr>
+          <w:spacing w:val="-3"/>
+        </w:rPr>
+        <w:t xml:space="preserve"> </w:t>
+      </w:r>
+      <w:r>
+        <w:t>Java</w:t>
+      </w:r>
+      <w:r>
+        <w:rPr>
+          <w:spacing w:val="-3"/>
+        </w:rPr>
+        <w:t xml:space="preserve"> </w:t>
+      </w:r>
+      <w:r>
+        <w:t>(ausencia</w:t>
+      </w:r>
+      <w:r>
+        <w:rPr>
+          <w:spacing w:val="-2"/>
+        </w:rPr>
+        <w:t xml:space="preserve"> </w:t>
+      </w:r>
+      <w:r>
+        <w:t>de.</w:t>
+      </w:r>
+      <w:r>
+        <w:rPr>
+          <w:spacing w:val="-4"/>
+        </w:rPr>
+        <w:t xml:space="preserve"> </w:t>
+      </w:r>
+      <w:proofErr w:type="spellStart"/>
+      <w:r>
+        <w:t>project</w:t>
+      </w:r>
+      <w:proofErr w:type="spellEnd"/>
+      <w:r>
+        <w:rPr>
+          <w:spacing w:val="-1"/>
+        </w:rPr>
+        <w:t xml:space="preserve"> </w:t>
+      </w:r>
+      <w:r>
+        <w:t>con</w:t>
+      </w:r>
+      <w:r>
+        <w:rPr>
+          <w:spacing w:val="-5"/>
+        </w:rPr>
+        <w:t xml:space="preserve"> </w:t>
+      </w:r>
+      <w:r>
+        <w:t>naturaleza</w:t>
+      </w:r>
+      <w:r>
+        <w:rPr>
+          <w:spacing w:val="-3"/>
+        </w:rPr>
+        <w:t xml:space="preserve"> </w:t>
+      </w:r>
+      <w:r>
+        <w:t>Java,</w:t>
+      </w:r>
+      <w:r>
+        <w:rPr>
+          <w:spacing w:val="-4"/>
+        </w:rPr>
+        <w:t xml:space="preserve"> </w:t>
+      </w:r>
+      <w:proofErr w:type="spellStart"/>
+      <w:r>
+        <w:t>source</w:t>
+      </w:r>
+      <w:proofErr w:type="spellEnd"/>
+      <w:r>
+        <w:rPr>
+          <w:spacing w:val="-5"/>
+        </w:rPr>
+        <w:t xml:space="preserve"> </w:t>
+      </w:r>
+      <w:r>
+        <w:t>folders</w:t>
+      </w:r>
+      <w:r>
+        <w:rPr>
+          <w:spacing w:val="-5"/>
+        </w:rPr>
+        <w:t xml:space="preserve"> </w:t>
+      </w:r>
+      <w:r>
+        <w:t>no configuradas),</w:t>
+      </w:r>
+      <w:r>
+        <w:rPr>
+          <w:spacing w:val="-1"/>
+        </w:rPr>
+        <w:t xml:space="preserve"> </w:t>
+      </w:r>
+      <w:r>
+        <w:t xml:space="preserve">lo que impidió que </w:t>
+      </w:r>
+      <w:proofErr w:type="spellStart"/>
+      <w:r>
+        <w:t>EclEmma</w:t>
+      </w:r>
+      <w:proofErr w:type="spellEnd"/>
+      <w:r>
+        <w:rPr>
+          <w:spacing w:val="-2"/>
+        </w:rPr>
+        <w:t xml:space="preserve"> </w:t>
+      </w:r>
+      <w:r>
+        <w:t>y PMD funcionaran inicialmente.</w:t>
+      </w:r>
+      <w:r>
+        <w:rPr>
+          <w:spacing w:val="-1"/>
+        </w:rPr>
+        <w:t xml:space="preserve"> </w:t>
+      </w:r>
+      <w:r>
+        <w:t xml:space="preserve">La solución requirió editar manualmente el archivo. </w:t>
+      </w:r>
+      <w:proofErr w:type="spellStart"/>
+      <w:r>
+        <w:t>project</w:t>
+      </w:r>
+      <w:proofErr w:type="spellEnd"/>
+      <w:r>
+        <w:t xml:space="preserve"> para agregar la naturaleza </w:t>
+      </w:r>
+      <w:proofErr w:type="spellStart"/>
+      <w:proofErr w:type="gramStart"/>
+      <w:r>
+        <w:t>org.eclipse.jdt.core</w:t>
+      </w:r>
+      <w:proofErr w:type="gramEnd"/>
+      <w:r>
+        <w:t>.javanature</w:t>
+      </w:r>
+      <w:proofErr w:type="spellEnd"/>
+      <w:r>
+        <w:t xml:space="preserve"> y configurar el </w:t>
+      </w:r>
+      <w:proofErr w:type="spellStart"/>
+      <w:r>
+        <w:t>Build</w:t>
+      </w:r>
+      <w:proofErr w:type="spellEnd"/>
+      <w:r>
+        <w:t xml:space="preserve"> </w:t>
+      </w:r>
+      <w:proofErr w:type="spellStart"/>
+      <w:r>
+        <w:t>Path</w:t>
+      </w:r>
+      <w:proofErr w:type="spellEnd"/>
+      <w:r>
+        <w:t xml:space="preserve"> desde cero.</w:t>
+      </w:r>
+    </w:p>
+    <w:p>
+      <w:pPr>
+        <w:pStyle w:val="Ttulo3"/>
+        <w:numPr>
+          <w:ilvl w:val="0"/>
+          <w:numId w:val="3"/>
+        </w:numPr>
+        <w:tabs>
+          <w:tab w:val="left" w:pos="266"/>
+        </w:tabs>
+        <w:ind w:left="266" w:hanging="266"/>
+      </w:pPr>
+      <w:r>
+        <w:t>Que</w:t>
+      </w:r>
+      <w:r>
+        <w:rPr>
+          <w:spacing w:val="-4"/>
+        </w:rPr>
+        <w:t xml:space="preserve"> </w:t>
+      </w:r>
+      <w:r>
+        <w:t>hicieron</w:t>
+      </w:r>
+      <w:r>
+        <w:rPr>
+          <w:spacing w:val="-2"/>
+        </w:rPr>
+        <w:t xml:space="preserve"> </w:t>
+      </w:r>
+      <w:r>
+        <w:t>bien</w:t>
+      </w:r>
+      <w:r>
+        <w:rPr>
+          <w:spacing w:val="-4"/>
+        </w:rPr>
+        <w:t xml:space="preserve"> </w:t>
+      </w:r>
+      <w:r>
+        <w:t>como</w:t>
+      </w:r>
+      <w:r>
+        <w:rPr>
+          <w:spacing w:val="-1"/>
+        </w:rPr>
+        <w:t xml:space="preserve"> </w:t>
+      </w:r>
+      <w:r>
+        <w:rPr>
+          <w:spacing w:val="-2"/>
+        </w:rPr>
+        <w:t>equipo</w:t>
+      </w:r>
+    </w:p>
+    <w:p>
+      <w:pPr>
+        <w:pStyle w:val="Textoindependiente"/>
+        <w:spacing w:before="101"/>
+        <w:ind w:right="358"/>
+      </w:pPr>
+      <w:r>
+        <w:t>La</w:t>
+      </w:r>
+      <w:r>
+        <w:rPr>
+          <w:spacing w:val="-2"/>
+        </w:rPr>
+        <w:t xml:space="preserve"> </w:t>
+      </w:r>
+      <w:r>
+        <w:t>división</w:t>
+      </w:r>
+      <w:r>
+        <w:rPr>
+          <w:spacing w:val="-2"/>
+        </w:rPr>
+        <w:t xml:space="preserve"> </w:t>
+      </w:r>
+      <w:r>
+        <w:t>clara</w:t>
+      </w:r>
+      <w:r>
+        <w:rPr>
+          <w:spacing w:val="-1"/>
+        </w:rPr>
+        <w:t xml:space="preserve"> </w:t>
+      </w:r>
+      <w:r>
+        <w:t>de</w:t>
+      </w:r>
+      <w:r>
+        <w:rPr>
+          <w:spacing w:val="-4"/>
+        </w:rPr>
+        <w:t xml:space="preserve"> </w:t>
+      </w:r>
+      <w:r>
+        <w:t>tareas</w:t>
+      </w:r>
+      <w:r>
+        <w:rPr>
+          <w:spacing w:val="-1"/>
+        </w:rPr>
+        <w:t xml:space="preserve"> </w:t>
+      </w:r>
+      <w:r>
+        <w:t>durante</w:t>
+      </w:r>
+      <w:r>
+        <w:rPr>
+          <w:spacing w:val="-2"/>
+        </w:rPr>
+        <w:t xml:space="preserve"> </w:t>
+      </w:r>
+      <w:r>
+        <w:t>el</w:t>
+      </w:r>
+      <w:r>
+        <w:rPr>
+          <w:spacing w:val="-4"/>
+        </w:rPr>
+        <w:t xml:space="preserve"> </w:t>
+      </w:r>
+      <w:r>
+        <w:t>cierre</w:t>
+      </w:r>
+      <w:r>
+        <w:rPr>
+          <w:spacing w:val="-4"/>
+        </w:rPr>
+        <w:t xml:space="preserve"> </w:t>
+      </w:r>
+      <w:r>
+        <w:t>fue</w:t>
+      </w:r>
+      <w:r>
+        <w:rPr>
+          <w:spacing w:val="-4"/>
+        </w:rPr>
+        <w:t xml:space="preserve"> </w:t>
+      </w:r>
+      <w:r>
+        <w:t>efectiva:</w:t>
+      </w:r>
+      <w:r>
+        <w:rPr>
+          <w:spacing w:val="-3"/>
+        </w:rPr>
+        <w:t xml:space="preserve"> </w:t>
+      </w:r>
+      <w:r>
+        <w:t>uno</w:t>
+      </w:r>
+      <w:r>
+        <w:rPr>
+          <w:spacing w:val="-2"/>
+        </w:rPr>
+        <w:t xml:space="preserve"> </w:t>
+      </w:r>
+      <w:r>
+        <w:t>se enfocó</w:t>
+      </w:r>
+      <w:r>
+        <w:rPr>
+          <w:spacing w:val="-1"/>
+        </w:rPr>
+        <w:t xml:space="preserve"> </w:t>
+      </w:r>
+      <w:r>
+        <w:t>en</w:t>
+      </w:r>
+      <w:r>
+        <w:rPr>
+          <w:spacing w:val="-7"/>
+        </w:rPr>
+        <w:t xml:space="preserve"> </w:t>
+      </w:r>
+      <w:r>
+        <w:t>el</w:t>
+      </w:r>
+      <w:r>
+        <w:rPr>
+          <w:spacing w:val="-3"/>
+        </w:rPr>
+        <w:t xml:space="preserve"> </w:t>
+      </w:r>
+      <w:r>
+        <w:t>análisis</w:t>
+      </w:r>
+      <w:r>
+        <w:rPr>
+          <w:spacing w:val="-1"/>
+        </w:rPr>
+        <w:t xml:space="preserve"> </w:t>
+      </w:r>
+      <w:r>
+        <w:t>dinámico</w:t>
+      </w:r>
+      <w:r>
+        <w:rPr>
+          <w:spacing w:val="-1"/>
+        </w:rPr>
+        <w:t xml:space="preserve"> </w:t>
+      </w:r>
+      <w:r>
+        <w:t xml:space="preserve">y los nuevos </w:t>
+      </w:r>
+      <w:proofErr w:type="spellStart"/>
+      <w:r>
+        <w:t>tests</w:t>
+      </w:r>
+      <w:proofErr w:type="spellEnd"/>
+      <w:r>
+        <w:t>, mientras el otro trabajaba en la configuración de PMD</w:t>
+      </w:r>
+      <w:r>
+        <w:rPr>
+          <w:spacing w:val="-1"/>
+        </w:rPr>
+        <w:t xml:space="preserve"> </w:t>
+      </w:r>
+      <w:r>
+        <w:t>y la documentación. La comunicación constante evito duplicar esfuerzos. Como compromiso de mejora: en proyectos futuros configurar Eclipse desde el inicio del proyecto, no en el cierre.</w:t>
+      </w:r>
+    </w:p>
+    <w:p>
+      <w:pPr>
+        <w:pStyle w:val="Ttulo3"/>
+        <w:numPr>
+          <w:ilvl w:val="0"/>
+          <w:numId w:val="3"/>
+        </w:numPr>
+        <w:tabs>
+          <w:tab w:val="left" w:pos="266"/>
+        </w:tabs>
+        <w:ind w:left="266" w:hanging="266"/>
+      </w:pPr>
+      <w:r>
+        <w:t>Practica</w:t>
+      </w:r>
+      <w:r>
+        <w:rPr>
+          <w:spacing w:val="-3"/>
+        </w:rPr>
+        <w:t xml:space="preserve"> </w:t>
+      </w:r>
+      <w:r>
+        <w:t>XP</w:t>
+      </w:r>
+      <w:r>
+        <w:rPr>
+          <w:spacing w:val="-3"/>
+        </w:rPr>
+        <w:t xml:space="preserve"> </w:t>
+      </w:r>
+      <w:r>
+        <w:t>más</w:t>
+      </w:r>
+      <w:r>
+        <w:rPr>
+          <w:spacing w:val="-3"/>
+        </w:rPr>
+        <w:t xml:space="preserve"> </w:t>
+      </w:r>
+      <w:r>
+        <w:rPr>
+          <w:spacing w:val="-4"/>
+        </w:rPr>
+        <w:t>útil</w:t>
+      </w:r>
+    </w:p>
+    <w:p>
+      <w:pPr>
+        <w:pStyle w:val="Textoindependiente"/>
+        <w:spacing w:before="98"/>
+        <w:ind w:right="358"/>
+      </w:pPr>
+      <w:r>
+        <w:t xml:space="preserve">La práctica más útil en el cierre fue el </w:t>
+      </w:r>
+      <w:proofErr w:type="spellStart"/>
+      <w:r>
+        <w:t>testing</w:t>
+      </w:r>
+      <w:proofErr w:type="spellEnd"/>
+      <w:r>
+        <w:t xml:space="preserve"> sistemático. El proceso de identificar líneas rojas en</w:t>
+      </w:r>
+      <w:r>
+        <w:rPr>
+          <w:spacing w:val="-3"/>
+        </w:rPr>
+        <w:t xml:space="preserve"> </w:t>
+      </w:r>
+      <w:proofErr w:type="spellStart"/>
+      <w:r>
+        <w:t>EclEmma</w:t>
+      </w:r>
+      <w:proofErr w:type="spellEnd"/>
+      <w:r>
+        <w:t>,</w:t>
+      </w:r>
+      <w:r>
+        <w:rPr>
+          <w:spacing w:val="-1"/>
+        </w:rPr>
+        <w:t xml:space="preserve"> </w:t>
+      </w:r>
+      <w:r>
+        <w:t>entender por</w:t>
+      </w:r>
+      <w:r>
+        <w:rPr>
+          <w:spacing w:val="-2"/>
+        </w:rPr>
+        <w:t xml:space="preserve"> </w:t>
+      </w:r>
+      <w:r>
+        <w:t>qué</w:t>
+      </w:r>
+      <w:r>
+        <w:rPr>
+          <w:spacing w:val="-4"/>
+        </w:rPr>
+        <w:t xml:space="preserve"> </w:t>
+      </w:r>
+      <w:r>
+        <w:t>no</w:t>
+      </w:r>
+      <w:r>
+        <w:rPr>
+          <w:spacing w:val="-3"/>
+        </w:rPr>
+        <w:t xml:space="preserve"> </w:t>
+      </w:r>
+      <w:r>
+        <w:t>estaban</w:t>
+      </w:r>
+      <w:r>
+        <w:rPr>
+          <w:spacing w:val="-5"/>
+        </w:rPr>
+        <w:t xml:space="preserve"> </w:t>
+      </w:r>
+      <w:r>
+        <w:t>cubiertas,</w:t>
+      </w:r>
+      <w:r>
+        <w:rPr>
+          <w:spacing w:val="-4"/>
+        </w:rPr>
+        <w:t xml:space="preserve"> </w:t>
+      </w:r>
+      <w:r>
+        <w:t>y</w:t>
+      </w:r>
+      <w:r>
+        <w:rPr>
+          <w:spacing w:val="-2"/>
+        </w:rPr>
+        <w:t xml:space="preserve"> </w:t>
+      </w:r>
+      <w:r>
+        <w:t>escribir</w:t>
+      </w:r>
+      <w:r>
+        <w:rPr>
+          <w:spacing w:val="-4"/>
+        </w:rPr>
+        <w:t xml:space="preserve"> </w:t>
+      </w:r>
+      <w:r>
+        <w:t>el</w:t>
+      </w:r>
+      <w:r>
+        <w:rPr>
+          <w:spacing w:val="-4"/>
+        </w:rPr>
+        <w:t xml:space="preserve"> </w:t>
+      </w:r>
+      <w:r>
+        <w:t>test</w:t>
+      </w:r>
+      <w:r>
+        <w:rPr>
+          <w:spacing w:val="-2"/>
+        </w:rPr>
+        <w:t xml:space="preserve"> </w:t>
+      </w:r>
+      <w:r>
+        <w:t>mínimo</w:t>
+      </w:r>
+      <w:r>
+        <w:rPr>
+          <w:spacing w:val="-2"/>
+        </w:rPr>
+        <w:t xml:space="preserve"> </w:t>
+      </w:r>
+      <w:r>
+        <w:t>para</w:t>
+      </w:r>
+      <w:r>
+        <w:rPr>
+          <w:spacing w:val="-3"/>
+        </w:rPr>
+        <w:t xml:space="preserve"> </w:t>
+      </w:r>
+      <w:r>
+        <w:t>cubrirlas</w:t>
+      </w:r>
+      <w:r>
+        <w:rPr>
+          <w:spacing w:val="-3"/>
+        </w:rPr>
+        <w:t xml:space="preserve"> </w:t>
+      </w:r>
+      <w:r>
+        <w:t>es</w:t>
+      </w:r>
+    </w:p>
+    <w:p>
+      <w:pPr>
+        <w:pStyle w:val="Textoindependiente"/>
+        <w:sectPr>
+          <w:type w:val="continuous"/>
+          <w:pgSz w:w="12240" w:h="15840"/>
+          <w:pgMar w:top="1380" w:right="1080" w:bottom="280" w:left="1440" w:header="720" w:footer="720" w:gutter="0"/>
+          <w:cols w:space="720"/>
+        </w:sectPr>
+      </w:pPr>
+    </w:p>
+    <w:p>
+      <w:pPr>
+        <w:pStyle w:val="Textoindependiente"/>
+        <w:ind w:right="358"/>
+      </w:pPr>
+      <w:r>
+        <w:lastRenderedPageBreak/>
+        <w:t>un</w:t>
+      </w:r>
+      <w:r>
+        <w:rPr>
+          <w:spacing w:val="-2"/>
+        </w:rPr>
+        <w:t xml:space="preserve"> </w:t>
+      </w:r>
+      <w:r>
+        <w:t>ciclo</w:t>
+      </w:r>
+      <w:r>
+        <w:rPr>
+          <w:spacing w:val="-2"/>
+        </w:rPr>
+        <w:t xml:space="preserve"> </w:t>
+      </w:r>
+      <w:r>
+        <w:t>de</w:t>
+      </w:r>
+      <w:r>
+        <w:rPr>
+          <w:spacing w:val="-3"/>
+        </w:rPr>
+        <w:t xml:space="preserve"> </w:t>
+      </w:r>
+      <w:r>
+        <w:t>retroalimentación muy</w:t>
+      </w:r>
+      <w:r>
+        <w:rPr>
+          <w:spacing w:val="-4"/>
+        </w:rPr>
+        <w:t xml:space="preserve"> </w:t>
+      </w:r>
+      <w:r>
+        <w:t>efectivo</w:t>
+      </w:r>
+      <w:r>
+        <w:rPr>
+          <w:spacing w:val="-2"/>
+        </w:rPr>
+        <w:t xml:space="preserve"> </w:t>
+      </w:r>
+      <w:r>
+        <w:t>que</w:t>
+      </w:r>
+      <w:r>
+        <w:rPr>
+          <w:spacing w:val="-4"/>
+        </w:rPr>
+        <w:t xml:space="preserve"> </w:t>
+      </w:r>
+      <w:r>
+        <w:t>va</w:t>
+      </w:r>
+      <w:r>
+        <w:rPr>
+          <w:spacing w:val="-3"/>
+        </w:rPr>
+        <w:t xml:space="preserve"> </w:t>
+      </w:r>
+      <w:r>
+        <w:t>más</w:t>
+      </w:r>
+      <w:r>
+        <w:rPr>
+          <w:spacing w:val="-3"/>
+        </w:rPr>
+        <w:t xml:space="preserve"> </w:t>
+      </w:r>
+      <w:r>
+        <w:t>allá</w:t>
+      </w:r>
+      <w:r>
+        <w:rPr>
+          <w:spacing w:val="-2"/>
+        </w:rPr>
+        <w:t xml:space="preserve"> </w:t>
+      </w:r>
+      <w:r>
+        <w:t>del</w:t>
+      </w:r>
+      <w:r>
+        <w:rPr>
+          <w:spacing w:val="-2"/>
+        </w:rPr>
+        <w:t xml:space="preserve"> </w:t>
+      </w:r>
+      <w:r>
+        <w:t>simple</w:t>
+      </w:r>
+      <w:r>
+        <w:rPr>
+          <w:spacing w:val="-4"/>
+        </w:rPr>
+        <w:t xml:space="preserve"> </w:t>
+      </w:r>
+      <w:r>
+        <w:t>cumplimiento</w:t>
+      </w:r>
+      <w:r>
+        <w:rPr>
+          <w:spacing w:val="-2"/>
+        </w:rPr>
+        <w:t xml:space="preserve"> </w:t>
+      </w:r>
+      <w:r>
+        <w:t>de</w:t>
+      </w:r>
+      <w:r>
+        <w:rPr>
+          <w:spacing w:val="-2"/>
+        </w:rPr>
+        <w:t xml:space="preserve"> </w:t>
+      </w:r>
+      <w:r>
+        <w:t xml:space="preserve">una </w:t>
+      </w:r>
+      <w:r>
+        <w:rPr>
+          <w:spacing w:val="-2"/>
+        </w:rPr>
+        <w:t>métrica.</w:t>
+      </w:r>
+    </w:p>
+    <w:p>
+      <w:pPr>
+        <w:pStyle w:val="Ttulo3"/>
+        <w:numPr>
+          <w:ilvl w:val="0"/>
+          <w:numId w:val="3"/>
+        </w:numPr>
+        <w:tabs>
+          <w:tab w:val="left" w:pos="266"/>
+        </w:tabs>
+        <w:ind w:left="266" w:hanging="266"/>
+      </w:pPr>
+      <w:r>
+        <w:rPr>
+          <w:spacing w:val="-2"/>
+        </w:rPr>
+        <w:t>Referencias</w:t>
+      </w:r>
+    </w:p>
+    <w:p>
+      <w:pPr>
+        <w:pStyle w:val="Prrafodelista"/>
+        <w:widowControl w:val="0"/>
+        <w:numPr>
+          <w:ilvl w:val="0"/>
+          <w:numId w:val="2"/>
+        </w:numPr>
+        <w:tabs>
+          <w:tab w:val="left" w:pos="305"/>
+        </w:tabs>
+        <w:autoSpaceDE w:val="0"/>
+        <w:autoSpaceDN w:val="0"/>
+        <w:spacing w:before="101" w:after="0" w:line="240" w:lineRule="auto"/>
+        <w:ind w:right="776" w:firstLine="0"/>
+        <w:contextualSpacing w:val="0"/>
+      </w:pPr>
+      <w:r>
+        <w:t>Escuela</w:t>
+      </w:r>
+      <w:r>
+        <w:rPr>
+          <w:spacing w:val="-3"/>
+        </w:rPr>
+        <w:t xml:space="preserve"> </w:t>
+      </w:r>
+      <w:r>
+        <w:t>Colombiana</w:t>
+      </w:r>
+      <w:r>
+        <w:rPr>
+          <w:spacing w:val="-5"/>
+        </w:rPr>
+        <w:t xml:space="preserve"> </w:t>
+      </w:r>
+      <w:r>
+        <w:t>de</w:t>
+      </w:r>
+      <w:r>
+        <w:rPr>
+          <w:spacing w:val="-2"/>
+        </w:rPr>
+        <w:t xml:space="preserve"> </w:t>
+      </w:r>
+      <w:r>
+        <w:t>Ingeniería.</w:t>
+      </w:r>
+      <w:r>
+        <w:rPr>
+          <w:spacing w:val="-4"/>
+        </w:rPr>
+        <w:t xml:space="preserve"> </w:t>
+      </w:r>
+      <w:r>
+        <w:t>(2026).</w:t>
+      </w:r>
+      <w:r>
+        <w:rPr>
+          <w:spacing w:val="-4"/>
+        </w:rPr>
+        <w:t xml:space="preserve"> </w:t>
+      </w:r>
+      <w:r>
+        <w:t>PROYECTO</w:t>
+      </w:r>
+      <w:r>
+        <w:rPr>
+          <w:spacing w:val="-4"/>
+        </w:rPr>
+        <w:t xml:space="preserve"> </w:t>
+      </w:r>
+      <w:r>
+        <w:t>INICIAL</w:t>
+      </w:r>
+      <w:r>
+        <w:rPr>
+          <w:spacing w:val="-5"/>
+        </w:rPr>
+        <w:t xml:space="preserve"> </w:t>
+      </w:r>
+      <w:r>
+        <w:t>Cierre</w:t>
+      </w:r>
+      <w:r>
+        <w:rPr>
+          <w:spacing w:val="-3"/>
+        </w:rPr>
+        <w:t xml:space="preserve"> </w:t>
+      </w:r>
+      <w:r>
+        <w:t>2026-1</w:t>
+      </w:r>
+      <w:r>
+        <w:rPr>
+          <w:spacing w:val="-5"/>
+        </w:rPr>
+        <w:t xml:space="preserve"> </w:t>
+      </w:r>
+      <w:r>
+        <w:t>-</w:t>
+      </w:r>
+      <w:r>
+        <w:rPr>
+          <w:spacing w:val="-1"/>
+        </w:rPr>
+        <w:t xml:space="preserve"> </w:t>
+      </w:r>
+      <w:r>
+        <w:t xml:space="preserve">DOPO- </w:t>
+      </w:r>
+      <w:r>
+        <w:rPr>
+          <w:spacing w:val="-2"/>
+        </w:rPr>
+        <w:t>POOB.</w:t>
+      </w:r>
+    </w:p>
+    <w:p>
+      <w:pPr>
+        <w:pStyle w:val="Prrafodelista"/>
+        <w:widowControl w:val="0"/>
+        <w:numPr>
+          <w:ilvl w:val="0"/>
+          <w:numId w:val="2"/>
+        </w:numPr>
+        <w:tabs>
+          <w:tab w:val="left" w:pos="305"/>
+        </w:tabs>
+        <w:autoSpaceDE w:val="0"/>
+        <w:autoSpaceDN w:val="0"/>
+        <w:spacing w:before="79" w:after="0" w:line="240" w:lineRule="auto"/>
+        <w:ind w:right="4216" w:firstLine="0"/>
+        <w:contextualSpacing w:val="0"/>
+      </w:pPr>
+      <w:r>
+        <w:t>Oracle.</w:t>
+      </w:r>
+      <w:r>
+        <w:rPr>
+          <w:spacing w:val="-6"/>
+        </w:rPr>
+        <w:t xml:space="preserve"> </w:t>
+      </w:r>
+      <w:r>
+        <w:t>(2024).</w:t>
+      </w:r>
+      <w:r>
+        <w:rPr>
+          <w:spacing w:val="-6"/>
+        </w:rPr>
+        <w:t xml:space="preserve"> </w:t>
+      </w:r>
+      <w:r>
+        <w:t>Java</w:t>
+      </w:r>
+      <w:r>
+        <w:rPr>
+          <w:spacing w:val="-9"/>
+        </w:rPr>
+        <w:t xml:space="preserve"> </w:t>
+      </w:r>
+      <w:proofErr w:type="spellStart"/>
+      <w:r>
+        <w:t>Platform</w:t>
+      </w:r>
+      <w:proofErr w:type="spellEnd"/>
+      <w:r>
+        <w:rPr>
+          <w:spacing w:val="-4"/>
+        </w:rPr>
+        <w:t xml:space="preserve"> </w:t>
+      </w:r>
+      <w:r>
+        <w:t>SE</w:t>
+      </w:r>
+      <w:r>
+        <w:rPr>
+          <w:spacing w:val="-5"/>
+        </w:rPr>
+        <w:t xml:space="preserve"> </w:t>
+      </w:r>
+      <w:r>
+        <w:t>8</w:t>
+      </w:r>
+      <w:r>
+        <w:rPr>
+          <w:spacing w:val="-7"/>
+        </w:rPr>
+        <w:t xml:space="preserve"> </w:t>
+      </w:r>
+      <w:r>
+        <w:t>API</w:t>
+      </w:r>
+      <w:r>
+        <w:rPr>
+          <w:spacing w:val="-6"/>
+        </w:rPr>
+        <w:t xml:space="preserve"> </w:t>
+      </w:r>
+      <w:proofErr w:type="spellStart"/>
+      <w:r>
+        <w:t>Specification</w:t>
+      </w:r>
+      <w:proofErr w:type="spellEnd"/>
+      <w:r>
+        <w:t xml:space="preserve">. </w:t>
+      </w:r>
+      <w:r>
+        <w:rPr>
+          <w:spacing w:val="-2"/>
+        </w:rPr>
+        <w:t>https://docs.oracle.com/javase/8/docs/api/</w:t>
+      </w:r>
+    </w:p>
+    <w:p>
+      <w:pPr>
+        <w:pStyle w:val="Prrafodelista"/>
+        <w:widowControl w:val="0"/>
+        <w:numPr>
+          <w:ilvl w:val="0"/>
+          <w:numId w:val="2"/>
+        </w:numPr>
+        <w:tabs>
+          <w:tab w:val="left" w:pos="305"/>
+        </w:tabs>
+        <w:autoSpaceDE w:val="0"/>
+        <w:autoSpaceDN w:val="0"/>
+        <w:spacing w:before="82" w:after="0" w:line="240" w:lineRule="auto"/>
+        <w:ind w:left="305" w:hanging="305"/>
+        <w:contextualSpacing w:val="0"/>
+        <w:rPr>
+          <w:lang w:val="en-US"/>
+        </w:rPr>
+      </w:pPr>
+      <w:proofErr w:type="spellStart"/>
+      <w:r>
+        <w:rPr>
+          <w:lang w:val="en-US"/>
+        </w:rPr>
+        <w:t>EclEmma</w:t>
+      </w:r>
+      <w:proofErr w:type="spellEnd"/>
+      <w:r>
+        <w:rPr>
+          <w:lang w:val="en-US"/>
+        </w:rPr>
+        <w:t>.</w:t>
+      </w:r>
+      <w:r>
+        <w:rPr>
+          <w:spacing w:val="-10"/>
+          <w:lang w:val="en-US"/>
+        </w:rPr>
+        <w:t xml:space="preserve"> </w:t>
+      </w:r>
+      <w:r>
+        <w:rPr>
+          <w:lang w:val="en-US"/>
+        </w:rPr>
+        <w:t>(2024).</w:t>
+      </w:r>
+      <w:r>
+        <w:rPr>
+          <w:spacing w:val="-7"/>
+          <w:lang w:val="en-US"/>
+        </w:rPr>
+        <w:t xml:space="preserve"> </w:t>
+      </w:r>
+      <w:r>
+        <w:rPr>
+          <w:lang w:val="en-US"/>
+        </w:rPr>
+        <w:t>Java</w:t>
+      </w:r>
+      <w:r>
+        <w:rPr>
+          <w:spacing w:val="-6"/>
+          <w:lang w:val="en-US"/>
+        </w:rPr>
+        <w:t xml:space="preserve"> </w:t>
+      </w:r>
+      <w:r>
+        <w:rPr>
+          <w:lang w:val="en-US"/>
+        </w:rPr>
+        <w:t>Code</w:t>
+      </w:r>
+      <w:r>
+        <w:rPr>
+          <w:spacing w:val="-7"/>
+          <w:lang w:val="en-US"/>
+        </w:rPr>
+        <w:t xml:space="preserve"> </w:t>
+      </w:r>
+      <w:r>
+        <w:rPr>
+          <w:lang w:val="en-US"/>
+        </w:rPr>
+        <w:t>Coverage</w:t>
+      </w:r>
+      <w:r>
+        <w:rPr>
+          <w:spacing w:val="-8"/>
+          <w:lang w:val="en-US"/>
+        </w:rPr>
+        <w:t xml:space="preserve"> </w:t>
+      </w:r>
+      <w:r>
+        <w:rPr>
+          <w:lang w:val="en-US"/>
+        </w:rPr>
+        <w:t>for</w:t>
+      </w:r>
+      <w:r>
+        <w:rPr>
+          <w:spacing w:val="-7"/>
+          <w:lang w:val="en-US"/>
+        </w:rPr>
+        <w:t xml:space="preserve"> </w:t>
+      </w:r>
+      <w:r>
+        <w:rPr>
+          <w:lang w:val="en-US"/>
+        </w:rPr>
+        <w:t>Eclipse.</w:t>
+      </w:r>
+      <w:r>
+        <w:rPr>
+          <w:spacing w:val="-4"/>
+          <w:lang w:val="en-US"/>
+        </w:rPr>
+        <w:t xml:space="preserve"> </w:t>
+      </w:r>
+      <w:r>
+        <w:rPr>
+          <w:spacing w:val="-2"/>
+          <w:lang w:val="en-US"/>
+        </w:rPr>
+        <w:t>https://</w:t>
+      </w:r>
+      <w:hyperlink r:id="rId9">
+        <w:r>
+          <w:rPr>
+            <w:spacing w:val="-2"/>
+            <w:lang w:val="en-US"/>
+          </w:rPr>
+          <w:t>www.eclemma.org/</w:t>
+        </w:r>
+      </w:hyperlink>
+    </w:p>
+    <w:p>
+      <w:pPr>
+        <w:pStyle w:val="Prrafodelista"/>
+        <w:widowControl w:val="0"/>
+        <w:numPr>
+          <w:ilvl w:val="0"/>
+          <w:numId w:val="2"/>
+        </w:numPr>
+        <w:tabs>
+          <w:tab w:val="left" w:pos="305"/>
+        </w:tabs>
+        <w:autoSpaceDE w:val="0"/>
+        <w:autoSpaceDN w:val="0"/>
+        <w:spacing w:before="81" w:after="0" w:line="240" w:lineRule="auto"/>
+        <w:ind w:left="305" w:hanging="305"/>
+        <w:contextualSpacing w:val="0"/>
+        <w:rPr>
+          <w:lang w:val="en-US"/>
+        </w:rPr>
+      </w:pPr>
+      <w:r>
+        <w:rPr>
+          <w:lang w:val="en-US"/>
+        </w:rPr>
+        <w:t>PMD.</w:t>
+      </w:r>
+      <w:r>
+        <w:rPr>
+          <w:spacing w:val="-8"/>
+          <w:lang w:val="en-US"/>
+        </w:rPr>
+        <w:t xml:space="preserve"> </w:t>
+      </w:r>
+      <w:r>
+        <w:rPr>
+          <w:lang w:val="en-US"/>
+        </w:rPr>
+        <w:t>(2024).</w:t>
+      </w:r>
+      <w:r>
+        <w:rPr>
+          <w:spacing w:val="-6"/>
+          <w:lang w:val="en-US"/>
+        </w:rPr>
+        <w:t xml:space="preserve"> </w:t>
+      </w:r>
+      <w:r>
+        <w:rPr>
+          <w:lang w:val="en-US"/>
+        </w:rPr>
+        <w:t>PMD</w:t>
+      </w:r>
+      <w:r>
+        <w:rPr>
+          <w:spacing w:val="-5"/>
+          <w:lang w:val="en-US"/>
+        </w:rPr>
+        <w:t xml:space="preserve"> </w:t>
+      </w:r>
+      <w:r>
+        <w:rPr>
+          <w:lang w:val="en-US"/>
+        </w:rPr>
+        <w:t>Source</w:t>
+      </w:r>
+      <w:r>
+        <w:rPr>
+          <w:spacing w:val="-5"/>
+          <w:lang w:val="en-US"/>
+        </w:rPr>
+        <w:t xml:space="preserve"> </w:t>
+      </w:r>
+      <w:r>
+        <w:rPr>
+          <w:lang w:val="en-US"/>
+        </w:rPr>
+        <w:t>Code</w:t>
+      </w:r>
+      <w:r>
+        <w:rPr>
+          <w:spacing w:val="-7"/>
+          <w:lang w:val="en-US"/>
+        </w:rPr>
+        <w:t xml:space="preserve"> </w:t>
+      </w:r>
+      <w:r>
+        <w:rPr>
+          <w:lang w:val="en-US"/>
+        </w:rPr>
+        <w:t>Analyzer.</w:t>
+      </w:r>
+      <w:r>
+        <w:rPr>
+          <w:spacing w:val="-4"/>
+          <w:lang w:val="en-US"/>
+        </w:rPr>
+        <w:t xml:space="preserve"> </w:t>
+      </w:r>
+      <w:r>
+        <w:rPr>
+          <w:spacing w:val="-2"/>
+          <w:lang w:val="en-US"/>
+        </w:rPr>
+        <w:t>https://pmd.github.io/</w:t>
+      </w:r>
+    </w:p>
+    <w:p>
+      <w:pPr>
+        <w:pStyle w:val="Prrafodelista"/>
+        <w:widowControl w:val="0"/>
+        <w:numPr>
+          <w:ilvl w:val="0"/>
+          <w:numId w:val="2"/>
+        </w:numPr>
+        <w:tabs>
+          <w:tab w:val="left" w:pos="305"/>
+        </w:tabs>
+        <w:autoSpaceDE w:val="0"/>
+        <w:autoSpaceDN w:val="0"/>
+        <w:spacing w:before="78" w:after="0" w:line="240" w:lineRule="auto"/>
+        <w:ind w:right="728" w:firstLine="0"/>
+        <w:contextualSpacing w:val="0"/>
+      </w:pPr>
+      <w:r>
+        <w:rPr>
+          <w:lang w:val="en-US"/>
+        </w:rPr>
+        <w:t>Martin,</w:t>
+      </w:r>
+      <w:r>
+        <w:rPr>
+          <w:spacing w:val="-4"/>
+          <w:lang w:val="en-US"/>
+        </w:rPr>
+        <w:t xml:space="preserve"> </w:t>
+      </w:r>
+      <w:r>
+        <w:rPr>
+          <w:lang w:val="en-US"/>
+        </w:rPr>
+        <w:t>R.</w:t>
+      </w:r>
+      <w:r>
+        <w:rPr>
+          <w:spacing w:val="-4"/>
+          <w:lang w:val="en-US"/>
+        </w:rPr>
+        <w:t xml:space="preserve"> </w:t>
+      </w:r>
+      <w:r>
+        <w:rPr>
+          <w:lang w:val="en-US"/>
+        </w:rPr>
+        <w:t>C.</w:t>
+      </w:r>
+      <w:r>
+        <w:rPr>
+          <w:spacing w:val="-4"/>
+          <w:lang w:val="en-US"/>
+        </w:rPr>
+        <w:t xml:space="preserve"> </w:t>
+      </w:r>
+      <w:r>
+        <w:rPr>
+          <w:lang w:val="en-US"/>
+        </w:rPr>
+        <w:t>(2008).</w:t>
+      </w:r>
+      <w:r>
+        <w:rPr>
+          <w:spacing w:val="-6"/>
+          <w:lang w:val="en-US"/>
+        </w:rPr>
+        <w:t xml:space="preserve"> </w:t>
+      </w:r>
+      <w:r>
+        <w:rPr>
+          <w:lang w:val="en-US"/>
+        </w:rPr>
+        <w:t>Clean</w:t>
+      </w:r>
+      <w:r>
+        <w:rPr>
+          <w:spacing w:val="-3"/>
+          <w:lang w:val="en-US"/>
+        </w:rPr>
+        <w:t xml:space="preserve"> </w:t>
+      </w:r>
+      <w:r>
+        <w:rPr>
+          <w:lang w:val="en-US"/>
+        </w:rPr>
+        <w:t>Code:</w:t>
+      </w:r>
+      <w:r>
+        <w:rPr>
+          <w:spacing w:val="-1"/>
+          <w:lang w:val="en-US"/>
+        </w:rPr>
+        <w:t xml:space="preserve"> </w:t>
+      </w:r>
+      <w:r>
+        <w:rPr>
+          <w:lang w:val="en-US"/>
+        </w:rPr>
+        <w:t>A</w:t>
+      </w:r>
+      <w:r>
+        <w:rPr>
+          <w:spacing w:val="-3"/>
+          <w:lang w:val="en-US"/>
+        </w:rPr>
+        <w:t xml:space="preserve"> </w:t>
+      </w:r>
+      <w:r>
+        <w:rPr>
+          <w:lang w:val="en-US"/>
+        </w:rPr>
+        <w:t>Handbook</w:t>
+      </w:r>
+      <w:r>
+        <w:rPr>
+          <w:spacing w:val="-2"/>
+          <w:lang w:val="en-US"/>
+        </w:rPr>
+        <w:t xml:space="preserve"> </w:t>
+      </w:r>
+      <w:r>
+        <w:rPr>
+          <w:lang w:val="en-US"/>
+        </w:rPr>
+        <w:t>of</w:t>
+      </w:r>
+      <w:r>
+        <w:rPr>
+          <w:spacing w:val="-4"/>
+          <w:lang w:val="en-US"/>
+        </w:rPr>
+        <w:t xml:space="preserve"> </w:t>
+      </w:r>
+      <w:r>
+        <w:rPr>
+          <w:lang w:val="en-US"/>
+        </w:rPr>
+        <w:t>Agile</w:t>
+      </w:r>
+      <w:r>
+        <w:rPr>
+          <w:spacing w:val="-3"/>
+          <w:lang w:val="en-US"/>
+        </w:rPr>
+        <w:t xml:space="preserve"> </w:t>
+      </w:r>
+      <w:r>
+        <w:rPr>
+          <w:lang w:val="en-US"/>
+        </w:rPr>
+        <w:t>Software</w:t>
+      </w:r>
+      <w:r>
+        <w:rPr>
+          <w:spacing w:val="-3"/>
+          <w:lang w:val="en-US"/>
+        </w:rPr>
+        <w:t xml:space="preserve"> </w:t>
+      </w:r>
+      <w:r>
+        <w:rPr>
+          <w:lang w:val="en-US"/>
+        </w:rPr>
+        <w:t xml:space="preserve">Craftsmanship. </w:t>
+      </w:r>
+      <w:r>
+        <w:t xml:space="preserve">Prentice </w:t>
+      </w:r>
+      <w:r>
+        <w:rPr>
+          <w:spacing w:val="-2"/>
+        </w:rPr>
+        <w:t>Hall.</w:t>
+      </w:r>
     </w:p>
     <w:p>
       <w:pPr>
@@ -1622,6 +4000,128 @@
 <file path=word/numbering.xml><?xml version="1.0" encoding="utf-8"?>
 <w:numbering xmlns:wpc="http://schemas.microsoft.com/office/word/2010/wordprocessingCanvas" xmlns:cx="http://schemas.microsoft.com/office/drawing/2014/chartex" xmlns:cx1="http://schemas.microsoft.com/office/drawing/2015/9/8/chartex" xmlns:cx2="http://schemas.microsoft.com/office/drawing/2015/10/21/chartex" xmlns:cx3="http://schemas.microsoft.com/office/drawing/2016/5/9/chartex" xmlns:cx4="http://schemas.microsoft.com/office/drawing/2016/5/10/chartex" xmlns:cx5="http://schemas.microsoft.com/office/drawing/2016/5/11/chartex" xmlns:cx6="http://schemas.microsoft.com/office/drawing/2016/5/12/chartex" xmlns:cx7="http://schemas.microsoft.com/office/drawing/2016/5/13/chartex" xmlns:cx8="http://schemas.microsoft.com/office/drawing/2016/5/14/chartex" xmlns:mc="http://schemas.openxmlformats.org/markup-compatibility/2006" xmlns:aink="http://schemas.microsoft.com/office/drawing/2016/ink" xmlns:am3d="http://schemas.microsoft.com/office/drawing/2017/model3d" xmlns:o="urn:schemas-microsoft-com:office:office" xmlns:r="http://schemas.openxmlformats.org/officeDocument/2006/relationships" xmlns:m="http://schemas.openxmlformats.org/officeDocument/2006/math" xmlns:v="urn:schemas-microsoft-com:vml" xmlns:wp14="http://schemas.microsoft.com/office/word/2010/wordprocessingDrawing" xmlns:wp="http://schemas.openxmlformats.org/drawingml/2006/wordprocessingDrawing" xmlns:w10="urn:schemas-microsoft-com:office:word" xmlns:w="http://schemas.openxmlformats.org/wordprocessingml/2006/main" xmlns:w14="http://schemas.microsoft.com/office/word/2010/wordml" xmlns:w15="http://schemas.microsoft.com/office/word/2012/wordml" xmlns:w16cex="http://schemas.microsoft.com/office/word/2018/wordml/cex" xmlns:w16cid="http://schemas.microsoft.com/office/word/2016/wordml/cid" xmlns:w16="http://schemas.microsoft.com/office/word/2018/wordml" xmlns:w16sdtdh="http://schemas.microsoft.com/office/word/2020/wordml/sdtdatahash" xmlns:w16se="http://schemas.microsoft.com/office/word/2015/wordml/symex" xmlns:wpg="http://schemas.microsoft.com/office/word/2010/wordprocessingGroup" xmlns:wpi="http://schemas.microsoft.com/office/word/2010/wordprocessingInk" xmlns:wne="http://schemas.microsoft.com/office/word/2006/wordml" xmlns:wps="http://schemas.microsoft.com/office/word/2010/wordprocessingShape" mc:Ignorable="w14 w15 w16se w16cid w16 w16cex w16sdtdh wp14">
   <w:abstractNum w:abstractNumId="0" w15:restartNumberingAfterBreak="0">
+    <w:nsid w:val="2F6041C2"/>
+    <w:multiLevelType w:val="hybridMultilevel"/>
+    <w:tmpl w:val="DC345DC0"/>
+    <w:lvl w:ilvl="0" w:tplc="F98CF398">
+      <w:start w:val="1"/>
+      <w:numFmt w:val="decimal"/>
+      <w:lvlText w:val="[%1]"/>
+      <w:lvlJc w:val="left"/>
+      <w:pPr>
+        <w:ind w:left="0" w:hanging="307"/>
+      </w:pPr>
+      <w:rPr>
+        <w:rFonts w:ascii="Arial MT" w:eastAsia="Arial MT" w:hAnsi="Arial MT" w:cs="Arial MT" w:hint="default"/>
+        <w:b w:val="0"/>
+        <w:bCs w:val="0"/>
+        <w:i w:val="0"/>
+        <w:iCs w:val="0"/>
+        <w:spacing w:val="0"/>
+        <w:w w:val="100"/>
+        <w:sz w:val="22"/>
+        <w:szCs w:val="22"/>
+        <w:lang w:val="es-ES" w:eastAsia="en-US" w:bidi="ar-SA"/>
+      </w:rPr>
+    </w:lvl>
+    <w:lvl w:ilvl="1" w:tplc="932EE19E">
+      <w:numFmt w:val="bullet"/>
+      <w:lvlText w:val="•"/>
+      <w:lvlJc w:val="left"/>
+      <w:pPr>
+        <w:ind w:left="972" w:hanging="307"/>
+      </w:pPr>
+      <w:rPr>
+        <w:rFonts w:hint="default"/>
+        <w:lang w:val="es-ES" w:eastAsia="en-US" w:bidi="ar-SA"/>
+      </w:rPr>
+    </w:lvl>
+    <w:lvl w:ilvl="2" w:tplc="279CF6EC">
+      <w:numFmt w:val="bullet"/>
+      <w:lvlText w:val="•"/>
+      <w:lvlJc w:val="left"/>
+      <w:pPr>
+        <w:ind w:left="1944" w:hanging="307"/>
+      </w:pPr>
+      <w:rPr>
+        <w:rFonts w:hint="default"/>
+        <w:lang w:val="es-ES" w:eastAsia="en-US" w:bidi="ar-SA"/>
+      </w:rPr>
+    </w:lvl>
+    <w:lvl w:ilvl="3" w:tplc="72B2AE08">
+      <w:numFmt w:val="bullet"/>
+      <w:lvlText w:val="•"/>
+      <w:lvlJc w:val="left"/>
+      <w:pPr>
+        <w:ind w:left="2916" w:hanging="307"/>
+      </w:pPr>
+      <w:rPr>
+        <w:rFonts w:hint="default"/>
+        <w:lang w:val="es-ES" w:eastAsia="en-US" w:bidi="ar-SA"/>
+      </w:rPr>
+    </w:lvl>
+    <w:lvl w:ilvl="4" w:tplc="EA7648B0">
+      <w:numFmt w:val="bullet"/>
+      <w:lvlText w:val="•"/>
+      <w:lvlJc w:val="left"/>
+      <w:pPr>
+        <w:ind w:left="3888" w:hanging="307"/>
+      </w:pPr>
+      <w:rPr>
+        <w:rFonts w:hint="default"/>
+        <w:lang w:val="es-ES" w:eastAsia="en-US" w:bidi="ar-SA"/>
+      </w:rPr>
+    </w:lvl>
+    <w:lvl w:ilvl="5" w:tplc="DAF2F5EC">
+      <w:numFmt w:val="bullet"/>
+      <w:lvlText w:val="•"/>
+      <w:lvlJc w:val="left"/>
+      <w:pPr>
+        <w:ind w:left="4860" w:hanging="307"/>
+      </w:pPr>
+      <w:rPr>
+        <w:rFonts w:hint="default"/>
+        <w:lang w:val="es-ES" w:eastAsia="en-US" w:bidi="ar-SA"/>
+      </w:rPr>
+    </w:lvl>
+    <w:lvl w:ilvl="6" w:tplc="E2E40644">
+      <w:numFmt w:val="bullet"/>
+      <w:lvlText w:val="•"/>
+      <w:lvlJc w:val="left"/>
+      <w:pPr>
+        <w:ind w:left="5832" w:hanging="307"/>
+      </w:pPr>
+      <w:rPr>
+        <w:rFonts w:hint="default"/>
+        <w:lang w:val="es-ES" w:eastAsia="en-US" w:bidi="ar-SA"/>
+      </w:rPr>
+    </w:lvl>
+    <w:lvl w:ilvl="7" w:tplc="995E2510">
+      <w:numFmt w:val="bullet"/>
+      <w:lvlText w:val="•"/>
+      <w:lvlJc w:val="left"/>
+      <w:pPr>
+        <w:ind w:left="6804" w:hanging="307"/>
+      </w:pPr>
+      <w:rPr>
+        <w:rFonts w:hint="default"/>
+        <w:lang w:val="es-ES" w:eastAsia="en-US" w:bidi="ar-SA"/>
+      </w:rPr>
+    </w:lvl>
+    <w:lvl w:ilvl="8" w:tplc="61C40E1C">
+      <w:numFmt w:val="bullet"/>
+      <w:lvlText w:val="•"/>
+      <w:lvlJc w:val="left"/>
+      <w:pPr>
+        <w:ind w:left="7776" w:hanging="307"/>
+      </w:pPr>
+      <w:rPr>
+        <w:rFonts w:hint="default"/>
+        <w:lang w:val="es-ES" w:eastAsia="en-US" w:bidi="ar-SA"/>
+      </w:rPr>
+    </w:lvl>
+  </w:abstractNum>
+  <w:abstractNum w:abstractNumId="1" w15:restartNumberingAfterBreak="0">
     <w:nsid w:val="41DB2B7E"/>
     <w:multiLevelType w:val="hybridMultilevel"/>
     <w:tmpl w:val="924863AC"/>
@@ -1734,8 +4234,136 @@
       </w:rPr>
     </w:lvl>
   </w:abstractNum>
+  <w:abstractNum w:abstractNumId="2" w15:restartNumberingAfterBreak="0">
+    <w:nsid w:val="566E1142"/>
+    <w:multiLevelType w:val="hybridMultilevel"/>
+    <w:tmpl w:val="9E6ADED4"/>
+    <w:lvl w:ilvl="0" w:tplc="EE8E67B8">
+      <w:start w:val="1"/>
+      <w:numFmt w:val="decimal"/>
+      <w:lvlText w:val="%1."/>
+      <w:lvlJc w:val="left"/>
+      <w:pPr>
+        <w:ind w:left="268" w:hanging="269"/>
+      </w:pPr>
+      <w:rPr>
+        <w:rFonts w:ascii="Arial" w:eastAsia="Arial" w:hAnsi="Arial" w:cs="Arial" w:hint="default"/>
+        <w:b/>
+        <w:bCs/>
+        <w:i w:val="0"/>
+        <w:iCs w:val="0"/>
+        <w:spacing w:val="0"/>
+        <w:w w:val="100"/>
+        <w:sz w:val="24"/>
+        <w:szCs w:val="24"/>
+        <w:lang w:val="es-ES" w:eastAsia="en-US" w:bidi="ar-SA"/>
+      </w:rPr>
+    </w:lvl>
+    <w:lvl w:ilvl="1" w:tplc="5F1C1DE2">
+      <w:numFmt w:val="bullet"/>
+      <w:lvlText w:val="•"/>
+      <w:lvlJc w:val="left"/>
+      <w:pPr>
+        <w:ind w:left="1206" w:hanging="269"/>
+      </w:pPr>
+      <w:rPr>
+        <w:rFonts w:hint="default"/>
+        <w:lang w:val="es-ES" w:eastAsia="en-US" w:bidi="ar-SA"/>
+      </w:rPr>
+    </w:lvl>
+    <w:lvl w:ilvl="2" w:tplc="B810F168">
+      <w:numFmt w:val="bullet"/>
+      <w:lvlText w:val="•"/>
+      <w:lvlJc w:val="left"/>
+      <w:pPr>
+        <w:ind w:left="2152" w:hanging="269"/>
+      </w:pPr>
+      <w:rPr>
+        <w:rFonts w:hint="default"/>
+        <w:lang w:val="es-ES" w:eastAsia="en-US" w:bidi="ar-SA"/>
+      </w:rPr>
+    </w:lvl>
+    <w:lvl w:ilvl="3" w:tplc="D1289DDE">
+      <w:numFmt w:val="bullet"/>
+      <w:lvlText w:val="•"/>
+      <w:lvlJc w:val="left"/>
+      <w:pPr>
+        <w:ind w:left="3098" w:hanging="269"/>
+      </w:pPr>
+      <w:rPr>
+        <w:rFonts w:hint="default"/>
+        <w:lang w:val="es-ES" w:eastAsia="en-US" w:bidi="ar-SA"/>
+      </w:rPr>
+    </w:lvl>
+    <w:lvl w:ilvl="4" w:tplc="B35AF470">
+      <w:numFmt w:val="bullet"/>
+      <w:lvlText w:val="•"/>
+      <w:lvlJc w:val="left"/>
+      <w:pPr>
+        <w:ind w:left="4044" w:hanging="269"/>
+      </w:pPr>
+      <w:rPr>
+        <w:rFonts w:hint="default"/>
+        <w:lang w:val="es-ES" w:eastAsia="en-US" w:bidi="ar-SA"/>
+      </w:rPr>
+    </w:lvl>
+    <w:lvl w:ilvl="5" w:tplc="106EAE36">
+      <w:numFmt w:val="bullet"/>
+      <w:lvlText w:val="•"/>
+      <w:lvlJc w:val="left"/>
+      <w:pPr>
+        <w:ind w:left="4990" w:hanging="269"/>
+      </w:pPr>
+      <w:rPr>
+        <w:rFonts w:hint="default"/>
+        <w:lang w:val="es-ES" w:eastAsia="en-US" w:bidi="ar-SA"/>
+      </w:rPr>
+    </w:lvl>
+    <w:lvl w:ilvl="6" w:tplc="ED4E56BE">
+      <w:numFmt w:val="bullet"/>
+      <w:lvlText w:val="•"/>
+      <w:lvlJc w:val="left"/>
+      <w:pPr>
+        <w:ind w:left="5936" w:hanging="269"/>
+      </w:pPr>
+      <w:rPr>
+        <w:rFonts w:hint="default"/>
+        <w:lang w:val="es-ES" w:eastAsia="en-US" w:bidi="ar-SA"/>
+      </w:rPr>
+    </w:lvl>
+    <w:lvl w:ilvl="7" w:tplc="35CACE30">
+      <w:numFmt w:val="bullet"/>
+      <w:lvlText w:val="•"/>
+      <w:lvlJc w:val="left"/>
+      <w:pPr>
+        <w:ind w:left="6882" w:hanging="269"/>
+      </w:pPr>
+      <w:rPr>
+        <w:rFonts w:hint="default"/>
+        <w:lang w:val="es-ES" w:eastAsia="en-US" w:bidi="ar-SA"/>
+      </w:rPr>
+    </w:lvl>
+    <w:lvl w:ilvl="8" w:tplc="AF3C2C88">
+      <w:numFmt w:val="bullet"/>
+      <w:lvlText w:val="•"/>
+      <w:lvlJc w:val="left"/>
+      <w:pPr>
+        <w:ind w:left="7828" w:hanging="269"/>
+      </w:pPr>
+      <w:rPr>
+        <w:rFonts w:hint="default"/>
+        <w:lang w:val="es-ES" w:eastAsia="en-US" w:bidi="ar-SA"/>
+      </w:rPr>
+    </w:lvl>
+  </w:abstractNum>
   <w:num w:numId="1">
+    <w:abstractNumId w:val="1"/>
+  </w:num>
+  <w:num w:numId="2">
     <w:abstractNumId w:val="0"/>
+  </w:num>
+  <w:num w:numId="3">
+    <w:abstractNumId w:val="2"/>
   </w:num>
 </w:numbering>
 </file>
@@ -1826,7 +4454,7 @@
     <w:lsdException w:name="Closing" w:semiHidden="1" w:unhideWhenUsed="1"/>
     <w:lsdException w:name="Signature" w:semiHidden="1" w:unhideWhenUsed="1"/>
     <w:lsdException w:name="Default Paragraph Font" w:semiHidden="1" w:uiPriority="1" w:unhideWhenUsed="1"/>
-    <w:lsdException w:name="Body Text" w:semiHidden="1" w:unhideWhenUsed="1"/>
+    <w:lsdException w:name="Body Text" w:semiHidden="1" w:uiPriority="1" w:unhideWhenUsed="1" w:qFormat="1"/>
     <w:lsdException w:name="Body Text Indent" w:semiHidden="1" w:unhideWhenUsed="1"/>
     <w:lsdException w:name="List Continue" w:semiHidden="1" w:unhideWhenUsed="1"/>
     <w:lsdException w:name="List Continue 2" w:semiHidden="1" w:unhideWhenUsed="1"/>
@@ -1939,7 +4567,7 @@
     <w:lsdException w:name="Medium Shading 2 Accent 1" w:uiPriority="64"/>
     <w:lsdException w:name="Medium List 1 Accent 1" w:uiPriority="65"/>
     <w:lsdException w:name="Revision" w:semiHidden="1"/>
-    <w:lsdException w:name="List Paragraph" w:uiPriority="34" w:qFormat="1"/>
+    <w:lsdException w:name="List Paragraph" w:uiPriority="1" w:qFormat="1"/>
     <w:lsdException w:name="Quote" w:uiPriority="29" w:qFormat="1"/>
     <w:lsdException w:name="Intense Quote" w:uiPriority="30" w:qFormat="1"/>
     <w:lsdException w:name="Medium List 2 Accent 1" w:uiPriority="66"/>
@@ -2141,6 +4769,33 @@
     <w:name w:val="Normal"/>
     <w:qFormat/>
   </w:style>
+  <w:style w:type="paragraph" w:styleId="Ttulo3">
+    <w:name w:val="heading 3"/>
+    <w:basedOn w:val="Normal"/>
+    <w:link w:val="Ttulo3Car"/>
+    <w:uiPriority w:val="9"/>
+    <w:unhideWhenUsed/>
+    <w:qFormat/>
+    <w:rsid w:val="00A22236"/>
+    <w:pPr>
+      <w:widowControl w:val="0"/>
+      <w:autoSpaceDE w:val="0"/>
+      <w:autoSpaceDN w:val="0"/>
+      <w:spacing w:before="200" w:after="0" w:line="240" w:lineRule="auto"/>
+      <w:ind w:left="266" w:hanging="266"/>
+      <w:outlineLvl w:val="2"/>
+    </w:pPr>
+    <w:rPr>
+      <w:rFonts w:ascii="Arial" w:eastAsia="Arial" w:hAnsi="Arial" w:cs="Arial"/>
+      <w:b/>
+      <w:bCs/>
+      <w:kern w:val="0"/>
+      <w:sz w:val="24"/>
+      <w:szCs w:val="24"/>
+      <w:lang w:val="es-ES"/>
+      <w14:ligatures w14:val="none"/>
+    </w:rPr>
+  </w:style>
   <w:style w:type="character" w:default="1" w:styleId="Fuentedeprrafopredeter">
     <w:name w:val="Default Paragraph Font"/>
     <w:uiPriority w:val="1"/>
@@ -2171,7 +4826,7 @@
   <w:style w:type="paragraph" w:styleId="Prrafodelista">
     <w:name w:val="List Paragraph"/>
     <w:basedOn w:val="Normal"/>
-    <w:uiPriority w:val="34"/>
+    <w:uiPriority w:val="1"/>
     <w:qFormat/>
     <w:rsid w:val="007559BE"/>
     <w:pPr>
@@ -2200,6 +4855,56 @@
     <w:rPr>
       <w:color w:val="605E5C"/>
       <w:shd w:val="clear" w:color="auto" w:fill="E1DFDD"/>
+    </w:rPr>
+  </w:style>
+  <w:style w:type="character" w:customStyle="1" w:styleId="Ttulo3Car">
+    <w:name w:val="Título 3 Car"/>
+    <w:basedOn w:val="Fuentedeprrafopredeter"/>
+    <w:link w:val="Ttulo3"/>
+    <w:uiPriority w:val="9"/>
+    <w:rsid w:val="00A22236"/>
+    <w:rPr>
+      <w:rFonts w:ascii="Arial" w:eastAsia="Arial" w:hAnsi="Arial" w:cs="Arial"/>
+      <w:b/>
+      <w:bCs/>
+      <w:kern w:val="0"/>
+      <w:sz w:val="24"/>
+      <w:szCs w:val="24"/>
+      <w:lang w:val="es-ES"/>
+      <w14:ligatures w14:val="none"/>
+    </w:rPr>
+  </w:style>
+  <w:style w:type="paragraph" w:styleId="Textoindependiente">
+    <w:name w:val="Body Text"/>
+    <w:basedOn w:val="Normal"/>
+    <w:link w:val="TextoindependienteCar"/>
+    <w:uiPriority w:val="1"/>
+    <w:qFormat/>
+    <w:rsid w:val="00A22236"/>
+    <w:pPr>
+      <w:widowControl w:val="0"/>
+      <w:autoSpaceDE w:val="0"/>
+      <w:autoSpaceDN w:val="0"/>
+      <w:spacing w:before="80" w:after="0" w:line="240" w:lineRule="auto"/>
+    </w:pPr>
+    <w:rPr>
+      <w:rFonts w:ascii="Arial MT" w:eastAsia="Arial MT" w:hAnsi="Arial MT" w:cs="Arial MT"/>
+      <w:kern w:val="0"/>
+      <w:lang w:val="es-ES"/>
+      <w14:ligatures w14:val="none"/>
+    </w:rPr>
+  </w:style>
+  <w:style w:type="character" w:customStyle="1" w:styleId="TextoindependienteCar">
+    <w:name w:val="Texto independiente Car"/>
+    <w:basedOn w:val="Fuentedeprrafopredeter"/>
+    <w:link w:val="Textoindependiente"/>
+    <w:uiPriority w:val="1"/>
+    <w:rsid w:val="00A22236"/>
+    <w:rPr>
+      <w:rFonts w:ascii="Arial MT" w:eastAsia="Arial MT" w:hAnsi="Arial MT" w:cs="Arial MT"/>
+      <w:kern w:val="0"/>
+      <w:lang w:val="es-ES"/>
+      <w14:ligatures w14:val="none"/>
     </w:rPr>
   </w:style>
 </w:styles>
